--- a/Отчёт по 1 заданию.docx
+++ b/Отчёт по 1 заданию.docx
@@ -661,6 +661,14 @@
           <w:b/>
           <w:sz w:val="28"/>
         </w:rPr>
+        <w:t xml:space="preserve"> – </w:t>
+      </w:r>
+      <w:r>
+        <w:rPr>
+          <w:rFonts w:ascii="Times New Roman" w:hAnsi="Times New Roman" w:cs="Times New Roman"/>
+          <w:b/>
+          <w:sz w:val="28"/>
+        </w:rPr>
         <w:t>202</w:t>
       </w:r>
       <w:r>
@@ -704,6 +712,7 @@
     </w:p>
     <w:p>
       <w:pPr>
+        <w:ind w:firstLine="708"/>
         <w:rPr>
           <w:b/>
         </w:rPr>
@@ -995,7 +1004,21 @@
           <w:rFonts w:ascii="Times New Roman" w:hAnsi="Times New Roman" w:cs="Times New Roman"/>
           <w:sz w:val="28"/>
         </w:rPr>
-        <w:t xml:space="preserve">Рис. 1 – </w:t>
+        <w:t>Рис</w:t>
+      </w:r>
+      <w:r>
+        <w:rPr>
+          <w:rFonts w:ascii="Times New Roman" w:hAnsi="Times New Roman" w:cs="Times New Roman"/>
+          <w:sz w:val="28"/>
+        </w:rPr>
+        <w:t>унок</w:t>
+      </w:r>
+      <w:r>
+        <w:rPr>
+          <w:rFonts w:ascii="Times New Roman" w:hAnsi="Times New Roman" w:cs="Times New Roman"/>
+          <w:sz w:val="28"/>
+        </w:rPr>
+        <w:t xml:space="preserve"> 1 – </w:t>
       </w:r>
       <w:proofErr w:type="spellStart"/>
       <w:r>
@@ -1305,6 +1328,7 @@
       <w:r>
         <w:rPr>
           <w:rFonts w:ascii="Times New Roman" w:eastAsia="Times New Roman" w:hAnsi="Times New Roman" w:cs="Times New Roman"/>
+          <w:noProof/>
           <w:sz w:val="28"/>
           <w:szCs w:val="24"/>
           <w:lang w:eastAsia="ru-RU"/>
@@ -1361,28 +1385,21 @@
           <w:rFonts w:ascii="Times New Roman" w:hAnsi="Times New Roman" w:cs="Times New Roman"/>
           <w:sz w:val="28"/>
         </w:rPr>
-        <w:t xml:space="preserve">Рис. </w:t>
-      </w:r>
-      <w:r>
-        <w:rPr>
-          <w:rFonts w:ascii="Times New Roman" w:hAnsi="Times New Roman" w:cs="Times New Roman"/>
-          <w:sz w:val="28"/>
-        </w:rPr>
-        <w:t>4</w:t>
-      </w:r>
-      <w:r>
-        <w:rPr>
-          <w:rFonts w:ascii="Times New Roman" w:hAnsi="Times New Roman" w:cs="Times New Roman"/>
-          <w:sz w:val="28"/>
-        </w:rPr>
-        <w:t xml:space="preserve"> – </w:t>
-      </w:r>
-      <w:r>
-        <w:rPr>
-          <w:rFonts w:ascii="Times New Roman" w:hAnsi="Times New Roman" w:cs="Times New Roman"/>
-          <w:sz w:val="28"/>
-        </w:rPr>
-        <w:t xml:space="preserve">блок-схема для функции </w:t>
+        <w:t xml:space="preserve">Рис. 4 – </w:t>
+      </w:r>
+      <w:r>
+        <w:rPr>
+          <w:rFonts w:ascii="Times New Roman" w:hAnsi="Times New Roman" w:cs="Times New Roman"/>
+          <w:sz w:val="28"/>
+        </w:rPr>
+        <w:t>Б</w:t>
+      </w:r>
+      <w:r>
+        <w:rPr>
+          <w:rFonts w:ascii="Times New Roman" w:hAnsi="Times New Roman" w:cs="Times New Roman"/>
+          <w:sz w:val="28"/>
+        </w:rPr>
+        <w:t xml:space="preserve">лок-схема для функции </w:t>
       </w:r>
       <w:proofErr w:type="spellStart"/>
       <w:r>
@@ -1406,6 +1423,7 @@
       <w:r>
         <w:rPr>
           <w:rFonts w:ascii="Times New Roman" w:hAnsi="Times New Roman" w:cs="Times New Roman"/>
+          <w:noProof/>
           <w:sz w:val="28"/>
         </w:rPr>
         <w:lastRenderedPageBreak/>
@@ -1460,21 +1478,14 @@
           <w:rFonts w:ascii="Times New Roman" w:hAnsi="Times New Roman" w:cs="Times New Roman"/>
           <w:sz w:val="28"/>
         </w:rPr>
-        <w:t xml:space="preserve">Рис. </w:t>
-      </w:r>
-      <w:r>
-        <w:rPr>
-          <w:rFonts w:ascii="Times New Roman" w:hAnsi="Times New Roman" w:cs="Times New Roman"/>
-          <w:sz w:val="28"/>
-        </w:rPr>
-        <w:t>5</w:t>
-      </w:r>
-      <w:r>
-        <w:rPr>
-          <w:rFonts w:ascii="Times New Roman" w:hAnsi="Times New Roman" w:cs="Times New Roman"/>
-          <w:sz w:val="28"/>
-        </w:rPr>
-        <w:t xml:space="preserve"> –</w:t>
+        <w:t>Рис. 5 –</w:t>
+      </w:r>
+      <w:r>
+        <w:rPr>
+          <w:rFonts w:ascii="Times New Roman" w:hAnsi="Times New Roman" w:cs="Times New Roman"/>
+          <w:sz w:val="28"/>
+        </w:rPr>
+        <w:t xml:space="preserve"> блок-схема для функции</w:t>
       </w:r>
       <w:r>
         <w:rPr>
@@ -1483,20 +1494,6 @@
         </w:rPr>
         <w:t xml:space="preserve"> </w:t>
       </w:r>
-      <w:r>
-        <w:rPr>
-          <w:rFonts w:ascii="Times New Roman" w:hAnsi="Times New Roman" w:cs="Times New Roman"/>
-          <w:sz w:val="28"/>
-        </w:rPr>
-        <w:t>блок-схема для функции</w:t>
-      </w:r>
-      <w:r>
-        <w:rPr>
-          <w:rFonts w:ascii="Times New Roman" w:hAnsi="Times New Roman" w:cs="Times New Roman"/>
-          <w:sz w:val="28"/>
-        </w:rPr>
-        <w:t xml:space="preserve"> </w:t>
-      </w:r>
       <w:proofErr w:type="spellStart"/>
       <w:r>
         <w:rPr>
@@ -1519,6 +1516,7 @@
       <w:r>
         <w:rPr>
           <w:rFonts w:ascii="Times New Roman" w:hAnsi="Times New Roman" w:cs="Times New Roman"/>
+          <w:noProof/>
           <w:sz w:val="28"/>
         </w:rPr>
         <w:lastRenderedPageBreak/>
@@ -1574,35 +1572,14 @@
           <w:rFonts w:ascii="Times New Roman" w:hAnsi="Times New Roman" w:cs="Times New Roman"/>
           <w:sz w:val="28"/>
         </w:rPr>
-        <w:t xml:space="preserve">Рис. </w:t>
-      </w:r>
-      <w:r>
-        <w:rPr>
-          <w:rFonts w:ascii="Times New Roman" w:hAnsi="Times New Roman" w:cs="Times New Roman"/>
-          <w:sz w:val="28"/>
-        </w:rPr>
-        <w:t>6</w:t>
-      </w:r>
-      <w:r>
-        <w:rPr>
-          <w:rFonts w:ascii="Times New Roman" w:hAnsi="Times New Roman" w:cs="Times New Roman"/>
-          <w:sz w:val="28"/>
-        </w:rPr>
-        <w:t xml:space="preserve"> – </w:t>
-      </w:r>
-      <w:r>
-        <w:rPr>
-          <w:rFonts w:ascii="Times New Roman" w:hAnsi="Times New Roman" w:cs="Times New Roman"/>
-          <w:sz w:val="28"/>
-        </w:rPr>
-        <w:t>блок-схема для функции</w:t>
-      </w:r>
-      <w:r>
-        <w:rPr>
-          <w:rFonts w:ascii="Times New Roman" w:hAnsi="Times New Roman" w:cs="Times New Roman"/>
-          <w:sz w:val="28"/>
-        </w:rPr>
-        <w:t xml:space="preserve"> </w:t>
+        <w:t xml:space="preserve">Рис. 6 – </w:t>
+      </w:r>
+      <w:r>
+        <w:rPr>
+          <w:rFonts w:ascii="Times New Roman" w:hAnsi="Times New Roman" w:cs="Times New Roman"/>
+          <w:sz w:val="28"/>
+        </w:rPr>
+        <w:t xml:space="preserve">блок-схема для функции </w:t>
       </w:r>
       <w:r>
         <w:rPr>
@@ -1856,36 +1833,14 @@
         <w:rPr>
           <w:rFonts w:ascii="Times New Roman" w:hAnsi="Times New Roman" w:cs="Times New Roman"/>
           <w:sz w:val="28"/>
-          <w:lang w:val="en-US"/>
-        </w:rPr>
-      </w:pPr>
-      <w:r>
-        <w:rPr>
-          <w:rFonts w:ascii="Times New Roman" w:hAnsi="Times New Roman" w:cs="Times New Roman"/>
-          <w:sz w:val="28"/>
-        </w:rPr>
-        <w:t xml:space="preserve">Рис. </w:t>
-      </w:r>
-      <w:r>
-        <w:rPr>
-          <w:rFonts w:ascii="Times New Roman" w:hAnsi="Times New Roman" w:cs="Times New Roman"/>
-          <w:sz w:val="28"/>
-        </w:rPr>
-        <w:t>7</w:t>
-      </w:r>
-      <w:r>
-        <w:rPr>
-          <w:rFonts w:ascii="Times New Roman" w:hAnsi="Times New Roman" w:cs="Times New Roman"/>
-          <w:sz w:val="28"/>
-        </w:rPr>
-        <w:t xml:space="preserve"> – </w:t>
-      </w:r>
-      <w:r>
-        <w:rPr>
-          <w:rFonts w:ascii="Times New Roman" w:hAnsi="Times New Roman" w:cs="Times New Roman"/>
-          <w:sz w:val="28"/>
-        </w:rPr>
-        <w:t xml:space="preserve">результат выполнения программы при 0 и 60 градусов в </w:t>
+        </w:rPr>
+      </w:pPr>
+      <w:r>
+        <w:rPr>
+          <w:rFonts w:ascii="Times New Roman" w:hAnsi="Times New Roman" w:cs="Times New Roman"/>
+          <w:sz w:val="28"/>
+        </w:rPr>
+        <w:t xml:space="preserve">Рис. 7 – результат выполнения программы при 0 и 60 градусов в </w:t>
       </w:r>
       <w:r>
         <w:rPr>
@@ -2036,6 +1991,8 @@
       <w:r>
         <w:rPr>
           <w:rFonts w:ascii="Times New Roman" w:eastAsia="Times New Roman" w:hAnsi="Times New Roman" w:cs="Times New Roman"/>
+          <w:i/>
+          <w:iCs/>
           <w:sz w:val="28"/>
           <w:szCs w:val="24"/>
           <w:lang w:eastAsia="ru-RU"/>

--- a/Отчёт по 1 заданию.docx
+++ b/Отчёт по 1 заданию.docx
@@ -1,6 +1,6 @@
 
 <file path=word/document.xml><?xml version="1.0" encoding="utf-8"?>
-<w:document xmlns:wpc="http://schemas.microsoft.com/office/word/2010/wordprocessingCanvas" xmlns:cx="http://schemas.microsoft.com/office/drawing/2014/chartex" xmlns:cx1="http://schemas.microsoft.com/office/drawing/2015/9/8/chartex" xmlns:cx2="http://schemas.microsoft.com/office/drawing/2015/10/21/chartex" xmlns:cx3="http://schemas.microsoft.com/office/drawing/2016/5/9/chartex" xmlns:cx4="http://schemas.microsoft.com/office/drawing/2016/5/10/chartex" xmlns:cx5="http://schemas.microsoft.com/office/drawing/2016/5/11/chartex" xmlns:cx6="http://schemas.microsoft.com/office/drawing/2016/5/12/chartex" xmlns:cx7="http://schemas.microsoft.com/office/drawing/2016/5/13/chartex" xmlns:cx8="http://schemas.microsoft.com/office/drawing/2016/5/14/chartex" xmlns:mc="http://schemas.openxmlformats.org/markup-compatibility/2006" xmlns:aink="http://schemas.microsoft.com/office/drawing/2016/ink" xmlns:am3d="http://schemas.microsoft.com/office/drawing/2017/model3d" xmlns:o="urn:schemas-microsoft-com:office:office" xmlns:oel="http://schemas.microsoft.com/office/2019/extlst" xmlns:r="http://schemas.openxmlformats.org/officeDocument/2006/relationships" xmlns:m="http://schemas.openxmlformats.org/officeDocument/2006/math" xmlns:v="urn:schemas-microsoft-com:vml" xmlns:wp14="http://schemas.microsoft.com/office/word/2010/wordprocessingDrawing" xmlns:wp="http://schemas.openxmlformats.org/drawingml/2006/wordprocessingDrawing" xmlns:w10="urn:schemas-microsoft-com:office:word" xmlns:w="http://schemas.openxmlformats.org/wordprocessingml/2006/main" xmlns:w14="http://schemas.microsoft.com/office/word/2010/wordml" xmlns:w15="http://schemas.microsoft.com/office/word/2012/wordml" xmlns:w16cex="http://schemas.microsoft.com/office/word/2018/wordml/cex" xmlns:w16cid="http://schemas.microsoft.com/office/word/2016/wordml/cid" xmlns:w16="http://schemas.microsoft.com/office/word/2018/wordml" xmlns:w16du="http://schemas.microsoft.com/office/word/2023/wordml/word16du" xmlns:w16sdtdh="http://schemas.microsoft.com/office/word/2020/wordml/sdtdatahash" xmlns:w16sdtfl="http://schemas.microsoft.com/office/word/2024/wordml/sdtformatlock" xmlns:w16se="http://schemas.microsoft.com/office/word/2015/wordml/symex" xmlns:wpg="http://schemas.microsoft.com/office/word/2010/wordprocessingGroup" xmlns:wpi="http://schemas.microsoft.com/office/word/2010/wordprocessingInk" xmlns:wne="http://schemas.microsoft.com/office/word/2006/wordml" xmlns:wps="http://schemas.microsoft.com/office/word/2010/wordprocessingShape" mc:Ignorable="w14 w15 w16se w16cid w16 w16cex w16sdtdh w16sdtfl w16du wp14">
+<w:document xmlns:wpc="http://schemas.microsoft.com/office/word/2010/wordprocessingCanvas" xmlns:cx="http://schemas.microsoft.com/office/drawing/2014/chartex" xmlns:cx1="http://schemas.microsoft.com/office/drawing/2015/9/8/chartex" xmlns:mc="http://schemas.openxmlformats.org/markup-compatibility/2006" xmlns:o="urn:schemas-microsoft-com:office:office" xmlns:r="http://schemas.openxmlformats.org/officeDocument/2006/relationships" xmlns:m="http://schemas.openxmlformats.org/officeDocument/2006/math" xmlns:v="urn:schemas-microsoft-com:vml" xmlns:wp14="http://schemas.microsoft.com/office/word/2010/wordprocessingDrawing" xmlns:wp="http://schemas.openxmlformats.org/drawingml/2006/wordprocessingDrawing" xmlns:w10="urn:schemas-microsoft-com:office:word" xmlns:w="http://schemas.openxmlformats.org/wordprocessingml/2006/main" xmlns:w14="http://schemas.microsoft.com/office/word/2010/wordml" xmlns:w15="http://schemas.microsoft.com/office/word/2012/wordml" xmlns:w16se="http://schemas.microsoft.com/office/word/2015/wordml/symex" xmlns:wpg="http://schemas.microsoft.com/office/word/2010/wordprocessingGroup" xmlns:wpi="http://schemas.microsoft.com/office/word/2010/wordprocessingInk" xmlns:wne="http://schemas.microsoft.com/office/word/2006/wordml" xmlns:wps="http://schemas.microsoft.com/office/word/2010/wordprocessingShape" mc:Ignorable="w14 w15 w16se wp14">
   <w:body>
     <w:p>
       <w:pPr>
@@ -282,13 +282,23 @@
           <w:b/>
           <w:sz w:val="28"/>
         </w:rPr>
-        <w:t xml:space="preserve">Разработка подпрограмм в National Instruments </w:t>
+        <w:t xml:space="preserve">Разработка подпрограмм в </w:t>
+      </w:r>
+      <w:r>
+        <w:rPr>
+          <w:rFonts w:ascii="Times New Roman" w:hAnsi="Times New Roman" w:cs="Times New Roman"/>
+          <w:b/>
+          <w:i/>
+          <w:sz w:val="28"/>
+        </w:rPr>
+        <w:t xml:space="preserve">National Instruments </w:t>
       </w:r>
       <w:r>
         <w:rPr>
           <w:rFonts w:ascii="Times New Roman" w:hAnsi="Times New Roman" w:cs="Times New Roman"/>
           <w:b/>
           <w:bCs/>
+          <w:i/>
           <w:sz w:val="28"/>
           <w:lang w:val="en-US"/>
         </w:rPr>
@@ -712,6 +722,7 @@
     </w:p>
     <w:p>
       <w:pPr>
+        <w:spacing w:after="0" w:line="360" w:lineRule="auto"/>
         <w:ind w:firstLine="708"/>
         <w:rPr>
           <w:b/>
@@ -742,6 +753,20 @@
     <w:p>
       <w:pPr>
         <w:spacing w:after="0" w:line="360" w:lineRule="auto"/>
+        <w:ind w:firstLine="708"/>
+        <w:rPr>
+          <w:rFonts w:ascii="Times New Roman" w:eastAsia="Times New Roman" w:hAnsi="Times New Roman" w:cs="Times New Roman"/>
+          <w:b/>
+          <w:sz w:val="28"/>
+          <w:szCs w:val="24"/>
+          <w:lang w:eastAsia="ru-RU"/>
+        </w:rPr>
+      </w:pPr>
+    </w:p>
+    <w:p>
+      <w:pPr>
+        <w:spacing w:after="0" w:line="360" w:lineRule="auto"/>
+        <w:ind w:firstLine="708"/>
         <w:rPr>
           <w:rFonts w:ascii="Times New Roman" w:eastAsia="Times New Roman" w:hAnsi="Times New Roman" w:cs="Times New Roman"/>
           <w:b/>
@@ -759,27 +784,229 @@
           <w:lang w:eastAsia="ru-RU"/>
         </w:rPr>
         <w:t>Индивидуальная часть:</w:t>
+      </w:r>
+    </w:p>
+    <w:p>
+      <w:pPr>
+        <w:spacing w:after="0" w:line="360" w:lineRule="auto"/>
+        <w:ind w:firstLine="708"/>
+        <w:jc w:val="both"/>
+        <w:rPr>
+          <w:rFonts w:ascii="Times New Roman" w:eastAsia="Times New Roman" w:hAnsi="Times New Roman" w:cs="Times New Roman"/>
+          <w:sz w:val="28"/>
+          <w:szCs w:val="24"/>
+          <w:lang w:eastAsia="ru-RU"/>
+        </w:rPr>
+      </w:pPr>
+      <w:r>
+        <w:rPr>
+          <w:rFonts w:ascii="Times New Roman" w:eastAsia="Times New Roman" w:hAnsi="Times New Roman" w:cs="Times New Roman"/>
+          <w:sz w:val="28"/>
+          <w:szCs w:val="24"/>
+          <w:lang w:eastAsia="ru-RU"/>
+        </w:rPr>
+        <w:t>Разработать пользовательскую подпрограмму (виртуальный прибор), реализующую вычисление с заданной точностью указанных по варианту функций. В случае образования функции факториала при разложении указанной функции в ряд использовать подпрограмму, составленную в общей части данного задания. По итогам создания и отладки пользовательской подпрограммы создать виртуальный прибор, блок-диаграмма которого содержала бы не более чем:</w:t>
+      </w:r>
+    </w:p>
+    <w:p>
+      <w:pPr>
+        <w:spacing w:after="0" w:line="360" w:lineRule="auto"/>
+        <w:ind w:left="708"/>
+        <w:jc w:val="both"/>
+        <w:rPr>
+          <w:rFonts w:ascii="Times New Roman" w:eastAsia="Times New Roman" w:hAnsi="Times New Roman" w:cs="Times New Roman"/>
+          <w:sz w:val="28"/>
+          <w:szCs w:val="24"/>
+          <w:lang w:eastAsia="ru-RU"/>
+        </w:rPr>
+      </w:pPr>
+      <w:r>
+        <w:rPr>
+          <w:rFonts w:ascii="Times New Roman" w:eastAsia="Times New Roman" w:hAnsi="Times New Roman" w:cs="Times New Roman"/>
+          <w:sz w:val="28"/>
+          <w:szCs w:val="24"/>
+          <w:lang w:eastAsia="ru-RU"/>
+        </w:rPr>
+        <w:t xml:space="preserve">- элементы ввода данных, </w:t>
+      </w:r>
+    </w:p>
+    <w:p>
+      <w:pPr>
+        <w:spacing w:after="0" w:line="360" w:lineRule="auto"/>
+        <w:ind w:left="708"/>
+        <w:jc w:val="both"/>
+        <w:rPr>
+          <w:rFonts w:ascii="Times New Roman" w:eastAsia="Times New Roman" w:hAnsi="Times New Roman" w:cs="Times New Roman"/>
+          <w:sz w:val="28"/>
+          <w:szCs w:val="24"/>
+          <w:lang w:eastAsia="ru-RU"/>
+        </w:rPr>
+      </w:pPr>
+      <w:r>
+        <w:rPr>
+          <w:rFonts w:ascii="Times New Roman" w:eastAsia="Times New Roman" w:hAnsi="Times New Roman" w:cs="Times New Roman"/>
+          <w:sz w:val="28"/>
+          <w:szCs w:val="24"/>
+          <w:lang w:eastAsia="ru-RU"/>
+        </w:rPr>
+        <w:t>- элементы вывода данных,</w:t>
+      </w:r>
+    </w:p>
+    <w:p>
+      <w:pPr>
+        <w:spacing w:after="0" w:line="360" w:lineRule="auto"/>
+        <w:ind w:left="708"/>
+        <w:jc w:val="both"/>
+        <w:rPr>
+          <w:rFonts w:ascii="Times New Roman" w:eastAsia="Times New Roman" w:hAnsi="Times New Roman" w:cs="Times New Roman"/>
+          <w:sz w:val="28"/>
+          <w:szCs w:val="24"/>
+          <w:lang w:eastAsia="ru-RU"/>
+        </w:rPr>
+      </w:pPr>
+      <w:r>
+        <w:rPr>
+          <w:rFonts w:ascii="Times New Roman" w:eastAsia="Times New Roman" w:hAnsi="Times New Roman" w:cs="Times New Roman"/>
+          <w:sz w:val="28"/>
+          <w:szCs w:val="24"/>
+          <w:lang w:eastAsia="ru-RU"/>
+        </w:rPr>
+        <w:t>- пользовательскую подпрограмму.</w:t>
       </w:r>
     </w:p>
     <w:p>
       <w:pPr>
         <w:spacing w:after="0" w:line="360" w:lineRule="auto"/>
         <w:jc w:val="both"/>
-        <w:rPr>
-          <w:rFonts w:ascii="Times New Roman" w:eastAsia="Times New Roman" w:hAnsi="Times New Roman" w:cs="Times New Roman"/>
-          <w:sz w:val="28"/>
-          <w:szCs w:val="24"/>
-          <w:lang w:eastAsia="ru-RU"/>
-        </w:rPr>
-      </w:pPr>
-      <w:r>
-        <w:rPr>
-          <w:rFonts w:ascii="Times New Roman" w:eastAsia="Times New Roman" w:hAnsi="Times New Roman" w:cs="Times New Roman"/>
-          <w:sz w:val="28"/>
-          <w:szCs w:val="24"/>
-          <w:lang w:eastAsia="ru-RU"/>
-        </w:rPr>
-        <w:t>Разработать пользовательскую подпрограмму (виртуальный прибор), реализующую вычисление с заданной точностью указанных по варианту функций. В случае образования функции факториала при разложении указанной функции в ряд использовать подпрограмму, составленную в общей части данного задания. По итогам создания и отладки пользовательской подпрограммы создать виртуальный прибор, блок-диаграмма которого содержала бы не более чем:</w:t>
+      </w:pPr>
+    </w:p>
+    <w:p>
+      <w:pPr>
+        <w:spacing w:after="0" w:line="360" w:lineRule="auto"/>
+        <w:ind w:firstLine="708"/>
+        <w:jc w:val="both"/>
+        <w:rPr>
+          <w:rFonts w:ascii="Times New Roman" w:eastAsia="Times New Roman" w:hAnsi="Times New Roman" w:cs="Times New Roman"/>
+          <w:sz w:val="28"/>
+          <w:szCs w:val="24"/>
+          <w:lang w:eastAsia="ru-RU"/>
+        </w:rPr>
+      </w:pPr>
+      <w:r>
+        <w:rPr>
+          <w:rFonts w:ascii="Times New Roman" w:hAnsi="Times New Roman" w:cs="Times New Roman"/>
+          <w:b/>
+          <w:sz w:val="28"/>
+        </w:rPr>
+        <w:t>Задание</w:t>
+      </w:r>
+      <w:r>
+        <w:rPr>
+          <w:rFonts w:ascii="Times New Roman" w:hAnsi="Times New Roman" w:cs="Times New Roman"/>
+          <w:b/>
+          <w:sz w:val="28"/>
+        </w:rPr>
+        <w:t xml:space="preserve">. </w:t>
+      </w:r>
+      <w:r>
+        <w:rPr>
+          <w:rFonts w:ascii="Times New Roman" w:eastAsia="Times New Roman" w:hAnsi="Times New Roman" w:cs="Times New Roman"/>
+          <w:sz w:val="28"/>
+          <w:szCs w:val="24"/>
+          <w:lang w:eastAsia="ru-RU"/>
+        </w:rPr>
+        <w:t xml:space="preserve">В пакете прикладных программ </w:t>
+      </w:r>
+      <w:r>
+        <w:rPr>
+          <w:rFonts w:ascii="Times New Roman" w:eastAsia="Times New Roman" w:hAnsi="Times New Roman" w:cs="Times New Roman"/>
+          <w:i/>
+          <w:sz w:val="28"/>
+          <w:szCs w:val="24"/>
+          <w:lang w:eastAsia="ru-RU"/>
+        </w:rPr>
+        <w:t>National Instruments LabView</w:t>
+      </w:r>
+      <w:r>
+        <w:rPr>
+          <w:rFonts w:ascii="Times New Roman" w:eastAsia="Times New Roman" w:hAnsi="Times New Roman" w:cs="Times New Roman"/>
+          <w:sz w:val="28"/>
+          <w:szCs w:val="24"/>
+          <w:lang w:eastAsia="ru-RU"/>
+        </w:rPr>
+        <w:t xml:space="preserve"> разработать подпрограмму (виртуальный прибор) для расчёта/исследования функции факториала. Определить границы корректного вычисления факториала и ограничить диапазон пользовательского ввода входного значения.</w:t>
+      </w:r>
+      <w:r>
+        <w:rPr>
+          <w:rFonts w:ascii="Times New Roman" w:eastAsia="Times New Roman" w:hAnsi="Times New Roman" w:cs="Times New Roman"/>
+          <w:sz w:val="28"/>
+          <w:szCs w:val="24"/>
+          <w:lang w:eastAsia="ru-RU"/>
+        </w:rPr>
+        <w:t xml:space="preserve"> </w:t>
+      </w:r>
+      <w:r>
+        <w:rPr>
+          <w:rFonts w:ascii="Times New Roman" w:eastAsia="Times New Roman" w:hAnsi="Times New Roman" w:cs="Times New Roman"/>
+          <w:sz w:val="28"/>
+          <w:szCs w:val="24"/>
+          <w:lang w:eastAsia="ru-RU"/>
+        </w:rPr>
+        <w:t xml:space="preserve">Секанс угла, заданного в градусах, вычисленный с учётом </w:t>
+      </w:r>
+      <w:r>
+        <w:rPr>
+          <w:rFonts w:ascii="Times New Roman" w:eastAsia="Times New Roman" w:hAnsi="Times New Roman" w:cs="Times New Roman"/>
+          <w:i/>
+          <w:sz w:val="28"/>
+          <w:szCs w:val="24"/>
+          <w:lang w:eastAsia="ru-RU"/>
+        </w:rPr>
+        <w:t>N</w:t>
+      </w:r>
+      <w:r>
+        <w:rPr>
+          <w:rFonts w:ascii="Times New Roman" w:eastAsia="Times New Roman" w:hAnsi="Times New Roman" w:cs="Times New Roman"/>
+          <w:sz w:val="28"/>
+          <w:szCs w:val="24"/>
+          <w:lang w:eastAsia="ru-RU"/>
+        </w:rPr>
+        <w:t xml:space="preserve"> членов ряда (циклическая структура </w:t>
+      </w:r>
+      <w:r>
+        <w:rPr>
+          <w:rFonts w:ascii="Times New Roman" w:eastAsia="Times New Roman" w:hAnsi="Times New Roman" w:cs="Times New Roman"/>
+          <w:i/>
+          <w:sz w:val="28"/>
+          <w:szCs w:val="24"/>
+          <w:lang w:eastAsia="ru-RU"/>
+        </w:rPr>
+        <w:t>For</w:t>
+      </w:r>
+      <w:r>
+        <w:rPr>
+          <w:rFonts w:ascii="Times New Roman" w:eastAsia="Times New Roman" w:hAnsi="Times New Roman" w:cs="Times New Roman"/>
+          <w:sz w:val="28"/>
+          <w:szCs w:val="24"/>
+          <w:lang w:eastAsia="ru-RU"/>
+        </w:rPr>
+        <w:t>).</w:t>
+      </w:r>
+    </w:p>
+    <w:p>
+      <w:pPr>
+        <w:spacing w:after="160" w:line="259" w:lineRule="auto"/>
+        <w:rPr>
+          <w:rFonts w:ascii="Times New Roman" w:hAnsi="Times New Roman" w:cs="Times New Roman"/>
+          <w:sz w:val="28"/>
+        </w:rPr>
+      </w:pPr>
+      <w:r>
+        <w:rPr>
+          <w:rFonts w:ascii="Times New Roman" w:hAnsi="Times New Roman" w:cs="Times New Roman"/>
+          <w:sz w:val="28"/>
+        </w:rPr>
+        <w:br w:type="page"/>
       </w:r>
     </w:p>
     <w:p>
@@ -787,159 +1014,41 @@
         <w:spacing w:after="0" w:line="360" w:lineRule="auto"/>
         <w:jc w:val="both"/>
         <w:rPr>
-          <w:rFonts w:ascii="Times New Roman" w:eastAsia="Times New Roman" w:hAnsi="Times New Roman" w:cs="Times New Roman"/>
-          <w:sz w:val="28"/>
-          <w:szCs w:val="24"/>
-          <w:lang w:eastAsia="ru-RU"/>
-        </w:rPr>
-      </w:pPr>
-      <w:r>
-        <w:rPr>
-          <w:rFonts w:ascii="Times New Roman" w:eastAsia="Times New Roman" w:hAnsi="Times New Roman" w:cs="Times New Roman"/>
-          <w:sz w:val="28"/>
-          <w:szCs w:val="24"/>
-          <w:lang w:eastAsia="ru-RU"/>
-        </w:rPr>
-        <w:t xml:space="preserve">- элементы ввода данных, </w:t>
+          <w:rFonts w:ascii="Times New Roman" w:hAnsi="Times New Roman" w:cs="Times New Roman"/>
+          <w:b/>
+          <w:bCs/>
+          <w:sz w:val="28"/>
+        </w:rPr>
+      </w:pPr>
+      <w:r>
+        <w:rPr>
+          <w:rFonts w:ascii="Times New Roman" w:hAnsi="Times New Roman" w:cs="Times New Roman"/>
+          <w:b/>
+          <w:sz w:val="28"/>
+        </w:rPr>
+        <w:lastRenderedPageBreak/>
+        <w:t xml:space="preserve">Вариант </w:t>
+      </w:r>
+      <w:r>
+        <w:rPr>
+          <w:rFonts w:ascii="Times New Roman" w:hAnsi="Times New Roman" w:cs="Times New Roman"/>
+          <w:b/>
+          <w:sz w:val="28"/>
+        </w:rPr>
+        <w:t>6</w:t>
+      </w:r>
+      <w:r>
+        <w:rPr>
+          <w:rFonts w:ascii="Times New Roman" w:hAnsi="Times New Roman" w:cs="Times New Roman"/>
+          <w:b/>
+          <w:sz w:val="28"/>
+        </w:rPr>
+        <w:t>.</w:t>
       </w:r>
     </w:p>
     <w:p>
       <w:pPr>
         <w:spacing w:after="0" w:line="360" w:lineRule="auto"/>
-        <w:jc w:val="both"/>
-        <w:rPr>
-          <w:rFonts w:ascii="Times New Roman" w:eastAsia="Times New Roman" w:hAnsi="Times New Roman" w:cs="Times New Roman"/>
-          <w:sz w:val="28"/>
-          <w:szCs w:val="24"/>
-          <w:lang w:eastAsia="ru-RU"/>
-        </w:rPr>
-      </w:pPr>
-      <w:r>
-        <w:rPr>
-          <w:rFonts w:ascii="Times New Roman" w:eastAsia="Times New Roman" w:hAnsi="Times New Roman" w:cs="Times New Roman"/>
-          <w:sz w:val="28"/>
-          <w:szCs w:val="24"/>
-          <w:lang w:eastAsia="ru-RU"/>
-        </w:rPr>
-        <w:t>- элементы вывода данных,</w:t>
-      </w:r>
-    </w:p>
-    <w:p>
-      <w:pPr>
-        <w:spacing w:after="0" w:line="360" w:lineRule="auto"/>
-        <w:jc w:val="both"/>
-        <w:rPr>
-          <w:rFonts w:ascii="Times New Roman" w:eastAsia="Times New Roman" w:hAnsi="Times New Roman" w:cs="Times New Roman"/>
-          <w:sz w:val="28"/>
-          <w:szCs w:val="24"/>
-          <w:lang w:eastAsia="ru-RU"/>
-        </w:rPr>
-      </w:pPr>
-      <w:r>
-        <w:rPr>
-          <w:rFonts w:ascii="Times New Roman" w:eastAsia="Times New Roman" w:hAnsi="Times New Roman" w:cs="Times New Roman"/>
-          <w:sz w:val="28"/>
-          <w:szCs w:val="24"/>
-          <w:lang w:eastAsia="ru-RU"/>
-        </w:rPr>
-        <w:t>- пользовательскую подпрограмму.</w:t>
-      </w:r>
-    </w:p>
-    <w:p>
-      <w:pPr>
-        <w:jc w:val="both"/>
-      </w:pPr>
-    </w:p>
-    <w:p>
-      <w:pPr>
-        <w:jc w:val="both"/>
-        <w:rPr>
-          <w:rFonts w:ascii="Times New Roman" w:eastAsia="Times New Roman" w:hAnsi="Times New Roman" w:cs="Times New Roman"/>
-          <w:sz w:val="28"/>
-          <w:szCs w:val="24"/>
-          <w:lang w:eastAsia="ru-RU"/>
-        </w:rPr>
-      </w:pPr>
-      <w:r>
-        <w:rPr>
-          <w:rFonts w:ascii="Times New Roman" w:hAnsi="Times New Roman" w:cs="Times New Roman"/>
-          <w:b/>
-          <w:sz w:val="28"/>
-        </w:rPr>
-        <w:t>Задание</w:t>
-      </w:r>
-      <w:r>
-        <w:rPr>
-          <w:rFonts w:ascii="Times New Roman" w:hAnsi="Times New Roman" w:cs="Times New Roman"/>
-          <w:b/>
-          <w:sz w:val="28"/>
-        </w:rPr>
-        <w:t xml:space="preserve">. </w:t>
-      </w:r>
-      <w:r>
-        <w:rPr>
-          <w:rFonts w:ascii="Times New Roman" w:eastAsia="Times New Roman" w:hAnsi="Times New Roman" w:cs="Times New Roman"/>
-          <w:sz w:val="28"/>
-          <w:szCs w:val="24"/>
-          <w:lang w:eastAsia="ru-RU"/>
-        </w:rPr>
-        <w:t>В пакете прикладных программ National Instruments LabView разработать подпрограмму (виртуальный прибор) для расчёта/исследования функции факториала. Определить границы корректного вычисления факториала и ограничить диапазон пользовательского ввода входного значения.</w:t>
-      </w:r>
-      <w:r>
-        <w:rPr>
-          <w:rFonts w:ascii="Times New Roman" w:eastAsia="Times New Roman" w:hAnsi="Times New Roman" w:cs="Times New Roman"/>
-          <w:sz w:val="28"/>
-          <w:szCs w:val="24"/>
-          <w:lang w:eastAsia="ru-RU"/>
-        </w:rPr>
-        <w:t xml:space="preserve"> </w:t>
-      </w:r>
-      <w:r>
-        <w:rPr>
-          <w:rFonts w:ascii="Times New Roman" w:eastAsia="Times New Roman" w:hAnsi="Times New Roman" w:cs="Times New Roman"/>
-          <w:sz w:val="28"/>
-          <w:szCs w:val="24"/>
-          <w:lang w:eastAsia="ru-RU"/>
-        </w:rPr>
-        <w:t>Секанс угла, заданного в градусах, вычисленный с учётом N членов ряда (циклическая структура For).</w:t>
-      </w:r>
-    </w:p>
-    <w:p>
-      <w:pPr>
-        <w:spacing w:after="0" w:line="360" w:lineRule="auto"/>
-        <w:jc w:val="both"/>
-        <w:rPr>
-          <w:rFonts w:ascii="Times New Roman" w:hAnsi="Times New Roman" w:cs="Times New Roman"/>
-          <w:b/>
-          <w:bCs/>
-          <w:sz w:val="28"/>
-        </w:rPr>
-      </w:pPr>
-      <w:r>
-        <w:rPr>
-          <w:rFonts w:ascii="Times New Roman" w:hAnsi="Times New Roman" w:cs="Times New Roman"/>
-          <w:sz w:val="28"/>
-        </w:rPr>
-        <w:t xml:space="preserve">Вариант </w:t>
-      </w:r>
-      <w:r>
-        <w:rPr>
-          <w:rFonts w:ascii="Times New Roman" w:hAnsi="Times New Roman" w:cs="Times New Roman"/>
-          <w:sz w:val="28"/>
-        </w:rPr>
-        <w:t>6</w:t>
-      </w:r>
-      <w:r>
-        <w:rPr>
-          <w:rFonts w:ascii="Times New Roman" w:hAnsi="Times New Roman" w:cs="Times New Roman"/>
-          <w:sz w:val="28"/>
-        </w:rPr>
-        <w:t>.</w:t>
-      </w:r>
-    </w:p>
-    <w:p>
-      <w:pPr>
-        <w:spacing w:after="0" w:line="360" w:lineRule="auto"/>
         <w:jc w:val="center"/>
         <w:rPr>
           <w:rFonts w:ascii="Times New Roman" w:hAnsi="Times New Roman" w:cs="Times New Roman"/>
@@ -951,6 +1060,7 @@
           <w:rFonts w:ascii="Times New Roman" w:hAnsi="Times New Roman" w:cs="Times New Roman"/>
           <w:noProof/>
           <w:sz w:val="28"/>
+          <w:lang w:eastAsia="ru-RU"/>
         </w:rPr>
         <w:drawing>
           <wp:inline distT="0" distB="0" distL="0" distR="0" wp14:anchorId="4D18AE15" wp14:editId="45EAA25E">
@@ -992,11 +1102,12 @@
     <w:p>
       <w:pPr>
         <w:spacing w:after="0" w:line="360" w:lineRule="auto"/>
-        <w:ind w:left="-1418" w:firstLine="709"/>
-        <w:jc w:val="center"/>
-        <w:rPr>
-          <w:rFonts w:ascii="Times New Roman" w:hAnsi="Times New Roman" w:cs="Times New Roman"/>
-          <w:sz w:val="28"/>
+        <w:jc w:val="center"/>
+        <w:rPr>
+          <w:rFonts w:ascii="Times New Roman" w:hAnsi="Times New Roman" w:cs="Times New Roman"/>
+          <w:i/>
+          <w:sz w:val="28"/>
+          <w:lang w:val="en-US"/>
         </w:rPr>
       </w:pPr>
       <w:r>
@@ -1020,18 +1131,29 @@
         </w:rPr>
         <w:t xml:space="preserve"> 1 – </w:t>
       </w:r>
+      <w:r>
+        <w:rPr>
+          <w:rFonts w:ascii="Times New Roman" w:hAnsi="Times New Roman" w:cs="Times New Roman"/>
+          <w:i/>
+          <w:sz w:val="28"/>
+          <w:lang w:val="en-US"/>
+        </w:rPr>
+        <w:t>F</w:t>
+      </w:r>
       <w:proofErr w:type="spellStart"/>
       <w:r>
         <w:rPr>
           <w:rFonts w:ascii="Times New Roman" w:hAnsi="Times New Roman" w:cs="Times New Roman"/>
-          <w:sz w:val="28"/>
-        </w:rPr>
-        <w:t>factorial</w:t>
+          <w:i/>
+          <w:sz w:val="28"/>
+        </w:rPr>
+        <w:t>actorial</w:t>
       </w:r>
       <w:proofErr w:type="spellEnd"/>
       <w:r>
         <w:rPr>
           <w:rFonts w:ascii="Times New Roman" w:hAnsi="Times New Roman" w:cs="Times New Roman"/>
+          <w:i/>
           <w:sz w:val="28"/>
         </w:rPr>
         <w:t>.</w:t>
@@ -1039,6 +1161,7 @@
       <w:r>
         <w:rPr>
           <w:rFonts w:ascii="Times New Roman" w:hAnsi="Times New Roman" w:cs="Times New Roman"/>
+          <w:i/>
           <w:sz w:val="28"/>
           <w:lang w:val="en-US"/>
         </w:rPr>
@@ -1048,7 +1171,16 @@
     <w:p>
       <w:pPr>
         <w:spacing w:after="0" w:line="360" w:lineRule="auto"/>
-        <w:ind w:left="-1418"/>
+        <w:jc w:val="center"/>
+        <w:rPr>
+          <w:rFonts w:ascii="Times New Roman" w:hAnsi="Times New Roman" w:cs="Times New Roman"/>
+          <w:sz w:val="28"/>
+        </w:rPr>
+      </w:pPr>
+    </w:p>
+    <w:p>
+      <w:pPr>
+        <w:spacing w:after="0" w:line="360" w:lineRule="auto"/>
         <w:jc w:val="center"/>
         <w:rPr>
           <w:rFonts w:ascii="Times New Roman" w:hAnsi="Times New Roman" w:cs="Times New Roman"/>
@@ -1060,12 +1192,12 @@
           <w:rFonts w:ascii="Times New Roman" w:hAnsi="Times New Roman" w:cs="Times New Roman"/>
           <w:noProof/>
           <w:sz w:val="28"/>
-        </w:rPr>
-        <w:lastRenderedPageBreak/>
+          <w:lang w:eastAsia="ru-RU"/>
+        </w:rPr>
         <w:drawing>
-          <wp:inline distT="0" distB="0" distL="0" distR="0" wp14:anchorId="49DD09E1" wp14:editId="3774844E">
-            <wp:extent cx="7212243" cy="4922520"/>
-            <wp:effectExtent l="0" t="0" r="8255" b="0"/>
+          <wp:inline distT="0" distB="0" distL="0" distR="0" wp14:anchorId="49DD09E1" wp14:editId="0915146A">
+            <wp:extent cx="5866790" cy="4004218"/>
+            <wp:effectExtent l="0" t="0" r="635" b="0"/>
             <wp:docPr id="226179750" name="Рисунок 1" descr="Изображение выглядит как текст, диаграмма, снимок экрана, Прямоугольник&#10;&#10;Контент, сгенерированный ИИ, может содержать ошибки."/>
             <wp:cNvGraphicFramePr>
               <a:graphicFrameLocks xmlns:a="http://schemas.openxmlformats.org/drawingml/2006/main" noChangeAspect="1"/>
@@ -1086,7 +1218,7 @@
                   <pic:spPr>
                     <a:xfrm>
                       <a:off x="0" y="0"/>
-                      <a:ext cx="7231466" cy="4935640"/>
+                      <a:ext cx="5902152" cy="4028353"/>
                     </a:xfrm>
                     <a:prstGeom prst="rect">
                       <a:avLst/>
@@ -1114,12 +1246,20 @@
           <w:rFonts w:ascii="Times New Roman" w:hAnsi="Times New Roman" w:cs="Times New Roman"/>
           <w:sz w:val="28"/>
         </w:rPr>
-        <w:t xml:space="preserve">Рис. 2 – </w:t>
+        <w:t>Рисунок</w:t>
+      </w:r>
+      <w:r>
+        <w:rPr>
+          <w:rFonts w:ascii="Times New Roman" w:hAnsi="Times New Roman" w:cs="Times New Roman"/>
+          <w:sz w:val="28"/>
+        </w:rPr>
+        <w:t xml:space="preserve"> 2 – </w:t>
       </w:r>
       <w:proofErr w:type="spellStart"/>
       <w:r>
         <w:rPr>
           <w:rFonts w:ascii="Times New Roman" w:hAnsi="Times New Roman" w:cs="Times New Roman"/>
+          <w:i/>
           <w:sz w:val="28"/>
         </w:rPr>
         <w:t>FirstTask</w:t>
@@ -1128,6 +1268,7 @@
       <w:r>
         <w:rPr>
           <w:rFonts w:ascii="Times New Roman" w:hAnsi="Times New Roman" w:cs="Times New Roman"/>
+          <w:i/>
           <w:sz w:val="28"/>
         </w:rPr>
         <w:t>.</w:t>
@@ -1135,6 +1276,7 @@
       <w:r>
         <w:rPr>
           <w:rFonts w:ascii="Times New Roman" w:hAnsi="Times New Roman" w:cs="Times New Roman"/>
+          <w:i/>
           <w:sz w:val="28"/>
           <w:lang w:val="en-US"/>
         </w:rPr>
@@ -1144,7 +1286,6 @@
     <w:p>
       <w:pPr>
         <w:spacing w:after="0" w:line="360" w:lineRule="auto"/>
-        <w:ind w:left="-1418" w:firstLine="425"/>
         <w:jc w:val="center"/>
         <w:rPr>
           <w:rFonts w:ascii="Times New Roman" w:hAnsi="Times New Roman" w:cs="Times New Roman"/>
@@ -1156,11 +1297,13 @@
           <w:rFonts w:ascii="Times New Roman" w:hAnsi="Times New Roman" w:cs="Times New Roman"/>
           <w:noProof/>
           <w:sz w:val="28"/>
-        </w:rPr>
+          <w:lang w:eastAsia="ru-RU"/>
+        </w:rPr>
+        <w:lastRenderedPageBreak/>
         <w:drawing>
-          <wp:inline distT="0" distB="0" distL="0" distR="0" wp14:anchorId="0138101D" wp14:editId="3B6627B8">
-            <wp:extent cx="6720840" cy="3183330"/>
-            <wp:effectExtent l="0" t="0" r="3810" b="0"/>
+          <wp:inline distT="0" distB="0" distL="0" distR="0" wp14:anchorId="0138101D" wp14:editId="6607A6E7">
+            <wp:extent cx="5581498" cy="2643680"/>
+            <wp:effectExtent l="0" t="0" r="635" b="4445"/>
             <wp:docPr id="1808642015" name="Рисунок 1" descr="Изображение выглядит как диаграмма, снимок экрана, линия, Параллельный&#10;&#10;Контент, сгенерированный ИИ, может содержать ошибки."/>
             <wp:cNvGraphicFramePr>
               <a:graphicFrameLocks xmlns:a="http://schemas.openxmlformats.org/drawingml/2006/main" noChangeAspect="1"/>
@@ -1181,7 +1324,7 @@
                   <pic:spPr>
                     <a:xfrm>
                       <a:off x="0" y="0"/>
-                      <a:ext cx="6737682" cy="3191307"/>
+                      <a:ext cx="5609244" cy="2656822"/>
                     </a:xfrm>
                     <a:prstGeom prst="rect">
                       <a:avLst/>
@@ -1197,37 +1340,38 @@
     <w:p>
       <w:pPr>
         <w:spacing w:after="0" w:line="360" w:lineRule="auto"/>
-        <w:ind w:left="-1418" w:firstLine="709"/>
-        <w:jc w:val="center"/>
-        <w:rPr>
-          <w:rFonts w:ascii="Times New Roman" w:hAnsi="Times New Roman" w:cs="Times New Roman"/>
-          <w:sz w:val="28"/>
-        </w:rPr>
-      </w:pPr>
-      <w:r>
-        <w:rPr>
-          <w:rFonts w:ascii="Times New Roman" w:hAnsi="Times New Roman" w:cs="Times New Roman"/>
-          <w:sz w:val="28"/>
-        </w:rPr>
-        <w:t xml:space="preserve">Рис. 3 – </w:t>
-      </w:r>
-      <w:r>
-        <w:rPr>
-          <w:rFonts w:ascii="Times New Roman" w:hAnsi="Times New Roman" w:cs="Times New Roman"/>
-          <w:sz w:val="28"/>
-        </w:rPr>
-        <w:t>TASK1</w:t>
-      </w:r>
-      <w:r>
-        <w:rPr>
-          <w:rFonts w:ascii="Times New Roman" w:hAnsi="Times New Roman" w:cs="Times New Roman"/>
-          <w:sz w:val="28"/>
-        </w:rPr>
-        <w:t>.</w:t>
-      </w:r>
-      <w:r>
-        <w:rPr>
-          <w:rFonts w:ascii="Times New Roman" w:hAnsi="Times New Roman" w:cs="Times New Roman"/>
+        <w:jc w:val="center"/>
+        <w:rPr>
+          <w:rFonts w:ascii="Times New Roman" w:hAnsi="Times New Roman" w:cs="Times New Roman"/>
+          <w:sz w:val="28"/>
+        </w:rPr>
+      </w:pPr>
+      <w:r>
+        <w:rPr>
+          <w:rFonts w:ascii="Times New Roman" w:hAnsi="Times New Roman" w:cs="Times New Roman"/>
+          <w:sz w:val="28"/>
+        </w:rPr>
+        <w:t>Рисунок</w:t>
+      </w:r>
+      <w:r>
+        <w:rPr>
+          <w:rFonts w:ascii="Times New Roman" w:hAnsi="Times New Roman" w:cs="Times New Roman"/>
+          <w:sz w:val="28"/>
+        </w:rPr>
+        <w:t xml:space="preserve"> 3 – </w:t>
+      </w:r>
+      <w:r>
+        <w:rPr>
+          <w:rFonts w:ascii="Times New Roman" w:hAnsi="Times New Roman" w:cs="Times New Roman"/>
+          <w:i/>
+          <w:sz w:val="28"/>
+        </w:rPr>
+        <w:t>TASK1.</w:t>
+      </w:r>
+      <w:r>
+        <w:rPr>
+          <w:rFonts w:ascii="Times New Roman" w:hAnsi="Times New Roman" w:cs="Times New Roman"/>
+          <w:i/>
           <w:sz w:val="28"/>
           <w:lang w:val="en-US"/>
         </w:rPr>
@@ -1236,6 +1380,7 @@
     </w:p>
     <w:p>
       <w:pPr>
+        <w:spacing w:after="0" w:line="360" w:lineRule="auto"/>
         <w:jc w:val="both"/>
         <w:rPr>
           <w:rFonts w:ascii="Times New Roman" w:eastAsia="Times New Roman" w:hAnsi="Times New Roman" w:cs="Times New Roman"/>
@@ -1247,6 +1392,8 @@
     </w:p>
     <w:p>
       <w:pPr>
+        <w:spacing w:after="0" w:line="360" w:lineRule="auto"/>
+        <w:ind w:firstLine="708"/>
         <w:jc w:val="both"/>
         <w:rPr>
           <w:rFonts w:ascii="Times New Roman" w:eastAsia="Times New Roman" w:hAnsi="Times New Roman" w:cs="Times New Roman"/>
@@ -1262,7 +1409,6 @@
           <w:szCs w:val="24"/>
           <w:lang w:eastAsia="ru-RU"/>
         </w:rPr>
-        <w:lastRenderedPageBreak/>
         <w:t>Построи</w:t>
       </w:r>
       <w:r>
@@ -1317,24 +1463,230 @@
     </w:p>
     <w:p>
       <w:pPr>
-        <w:jc w:val="center"/>
-        <w:rPr>
-          <w:rFonts w:ascii="Times New Roman" w:eastAsia="Times New Roman" w:hAnsi="Times New Roman" w:cs="Times New Roman"/>
-          <w:sz w:val="28"/>
-          <w:szCs w:val="24"/>
-          <w:lang w:eastAsia="ru-RU"/>
-        </w:rPr>
-      </w:pPr>
-      <w:r>
-        <w:rPr>
-          <w:rFonts w:ascii="Times New Roman" w:eastAsia="Times New Roman" w:hAnsi="Times New Roman" w:cs="Times New Roman"/>
+        <w:spacing w:after="0" w:line="360" w:lineRule="auto"/>
+        <w:jc w:val="center"/>
+        <w:rPr>
+          <w:rFonts w:ascii="Times New Roman" w:eastAsia="Times New Roman" w:hAnsi="Times New Roman" w:cs="Times New Roman"/>
+          <w:sz w:val="28"/>
+          <w:szCs w:val="24"/>
+          <w:lang w:eastAsia="ru-RU"/>
+        </w:rPr>
+      </w:pPr>
+      <w:r>
+        <w:rPr>
+          <w:rFonts w:ascii="Times New Roman" w:hAnsi="Times New Roman" w:cs="Times New Roman"/>
           <w:noProof/>
           <w:sz w:val="28"/>
+          <w:lang w:eastAsia="ru-RU"/>
+        </w:rPr>
+        <mc:AlternateContent>
+          <mc:Choice Requires="wps">
+            <w:drawing>
+              <wp:anchor distT="0" distB="0" distL="114300" distR="114300" simplePos="0" relativeHeight="251669504" behindDoc="0" locked="0" layoutInCell="1" allowOverlap="1" wp14:anchorId="2177DDAC" wp14:editId="1D61C304">
+                <wp:simplePos x="0" y="0"/>
+                <wp:positionH relativeFrom="column">
+                  <wp:posOffset>-415062</wp:posOffset>
+                </wp:positionH>
+                <wp:positionV relativeFrom="paragraph">
+                  <wp:posOffset>2441779</wp:posOffset>
+                </wp:positionV>
+                <wp:extent cx="2304288" cy="825906"/>
+                <wp:effectExtent l="0" t="0" r="20320" b="12700"/>
+                <wp:wrapNone/>
+                <wp:docPr id="7" name="Прямоугольник 7"/>
+                <wp:cNvGraphicFramePr/>
+                <a:graphic xmlns:a="http://schemas.openxmlformats.org/drawingml/2006/main">
+                  <a:graphicData uri="http://schemas.microsoft.com/office/word/2010/wordprocessingShape">
+                    <wps:wsp>
+                      <wps:cNvSpPr/>
+                      <wps:spPr>
+                        <a:xfrm>
+                          <a:off x="0" y="0"/>
+                          <a:ext cx="2304288" cy="825906"/>
+                        </a:xfrm>
+                        <a:prstGeom prst="rect">
+                          <a:avLst/>
+                        </a:prstGeom>
+                      </wps:spPr>
+                      <wps:style>
+                        <a:lnRef idx="2">
+                          <a:schemeClr val="accent1">
+                            <a:shade val="50000"/>
+                          </a:schemeClr>
+                        </a:lnRef>
+                        <a:fillRef idx="1">
+                          <a:schemeClr val="accent1"/>
+                        </a:fillRef>
+                        <a:effectRef idx="0">
+                          <a:schemeClr val="accent1"/>
+                        </a:effectRef>
+                        <a:fontRef idx="minor">
+                          <a:schemeClr val="lt1"/>
+                        </a:fontRef>
+                      </wps:style>
+                      <wps:txbx>
+                        <w:txbxContent>
+                          <w:p>
+                            <w:pPr>
+                              <w:jc w:val="center"/>
+                            </w:pPr>
+                            <w:r>
+                              <w:t>Факториал раскрыть отдельной схемой алгоритма</w:t>
+                            </w:r>
+                          </w:p>
+                        </w:txbxContent>
+                      </wps:txbx>
+                      <wps:bodyPr rot="0" spcFirstLastPara="0" vertOverflow="overflow" horzOverflow="overflow" vert="horz" wrap="square" lIns="91440" tIns="45720" rIns="91440" bIns="45720" numCol="1" spcCol="0" rtlCol="0" fromWordArt="0" anchor="ctr" anchorCtr="0" forceAA="0" compatLnSpc="1">
+                        <a:prstTxWarp prst="textNoShape">
+                          <a:avLst/>
+                        </a:prstTxWarp>
+                        <a:noAutofit/>
+                      </wps:bodyPr>
+                    </wps:wsp>
+                  </a:graphicData>
+                </a:graphic>
+                <wp14:sizeRelV relativeFrom="margin">
+                  <wp14:pctHeight>0</wp14:pctHeight>
+                </wp14:sizeRelV>
+              </wp:anchor>
+            </w:drawing>
+          </mc:Choice>
+          <mc:Fallback>
+            <w:pict>
+              <v:rect w14:anchorId="2177DDAC" id="Прямоугольник 7" o:spid="_x0000_s1026" style="position:absolute;left:0;text-align:left;margin-left:-32.7pt;margin-top:192.25pt;width:181.45pt;height:65.05pt;z-index:251669504;visibility:visible;mso-wrap-style:square;mso-height-percent:0;mso-wrap-distance-left:9pt;mso-wrap-distance-top:0;mso-wrap-distance-right:9pt;mso-wrap-distance-bottom:0;mso-position-horizontal:absolute;mso-position-horizontal-relative:text;mso-position-vertical:absolute;mso-position-vertical-relative:text;mso-height-percent:0;mso-height-relative:margin;v-text-anchor:middle" o:gfxdata="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" fillcolor="#4472c4 [3204]" strokecolor="#1f3763 [1604]" strokeweight="1pt">
+                <v:textbox>
+                  <w:txbxContent>
+                    <w:p>
+                      <w:pPr>
+                        <w:jc w:val="center"/>
+                      </w:pPr>
+                      <w:r>
+                        <w:t>Факториал раскрыть отдельной схемой алгоритма</w:t>
+                      </w:r>
+                    </w:p>
+                  </w:txbxContent>
+                </v:textbox>
+              </v:rect>
+            </w:pict>
+          </mc:Fallback>
+        </mc:AlternateContent>
+      </w:r>
+      <w:r>
+        <w:rPr>
+          <w:rFonts w:ascii="Times New Roman" w:hAnsi="Times New Roman" w:cs="Times New Roman"/>
+          <w:noProof/>
+          <w:sz w:val="28"/>
+          <w:lang w:eastAsia="ru-RU"/>
+        </w:rPr>
+        <mc:AlternateContent>
+          <mc:Choice Requires="wps">
+            <w:drawing>
+              <wp:anchor distT="0" distB="0" distL="114300" distR="114300" simplePos="0" relativeHeight="251667456" behindDoc="0" locked="0" layoutInCell="1" allowOverlap="1" wp14:anchorId="368C8B64" wp14:editId="076791C1">
+                <wp:simplePos x="0" y="0"/>
+                <wp:positionH relativeFrom="column">
+                  <wp:posOffset>3689375</wp:posOffset>
+                </wp:positionH>
+                <wp:positionV relativeFrom="paragraph">
+                  <wp:posOffset>1995780</wp:posOffset>
+                </wp:positionV>
+                <wp:extent cx="2194560" cy="768096"/>
+                <wp:effectExtent l="0" t="0" r="15240" b="13335"/>
+                <wp:wrapNone/>
+                <wp:docPr id="6" name="Блок-схема: типовой процесс 6"/>
+                <wp:cNvGraphicFramePr/>
+                <a:graphic xmlns:a="http://schemas.openxmlformats.org/drawingml/2006/main">
+                  <a:graphicData uri="http://schemas.microsoft.com/office/word/2010/wordprocessingShape">
+                    <wps:wsp>
+                      <wps:cNvSpPr/>
+                      <wps:spPr>
+                        <a:xfrm>
+                          <a:off x="0" y="0"/>
+                          <a:ext cx="2194560" cy="768096"/>
+                        </a:xfrm>
+                        <a:prstGeom prst="flowChartPredefinedProcess">
+                          <a:avLst/>
+                        </a:prstGeom>
+                      </wps:spPr>
+                      <wps:style>
+                        <a:lnRef idx="2">
+                          <a:schemeClr val="accent1">
+                            <a:shade val="50000"/>
+                          </a:schemeClr>
+                        </a:lnRef>
+                        <a:fillRef idx="1">
+                          <a:schemeClr val="accent1"/>
+                        </a:fillRef>
+                        <a:effectRef idx="0">
+                          <a:schemeClr val="accent1"/>
+                        </a:effectRef>
+                        <a:fontRef idx="minor">
+                          <a:schemeClr val="lt1"/>
+                        </a:fontRef>
+                      </wps:style>
+                      <wps:txbx>
+                        <w:txbxContent>
+                          <w:p>
+                            <w:pPr>
+                              <w:jc w:val="center"/>
+                            </w:pPr>
+                            <w:r>
+                              <w:t>Здесь нужно указать только «Вычисление факториала»</w:t>
+                            </w:r>
+                          </w:p>
+                        </w:txbxContent>
+                      </wps:txbx>
+                      <wps:bodyPr rot="0" spcFirstLastPara="0" vertOverflow="overflow" horzOverflow="overflow" vert="horz" wrap="square" lIns="91440" tIns="45720" rIns="91440" bIns="45720" numCol="1" spcCol="0" rtlCol="0" fromWordArt="0" anchor="ctr" anchorCtr="0" forceAA="0" compatLnSpc="1">
+                        <a:prstTxWarp prst="textNoShape">
+                          <a:avLst/>
+                        </a:prstTxWarp>
+                        <a:noAutofit/>
+                      </wps:bodyPr>
+                    </wps:wsp>
+                  </a:graphicData>
+                </a:graphic>
+                <wp14:sizeRelH relativeFrom="margin">
+                  <wp14:pctWidth>0</wp14:pctWidth>
+                </wp14:sizeRelH>
+                <wp14:sizeRelV relativeFrom="margin">
+                  <wp14:pctHeight>0</wp14:pctHeight>
+                </wp14:sizeRelV>
+              </wp:anchor>
+            </w:drawing>
+          </mc:Choice>
+          <mc:Fallback>
+            <w:pict>
+              <v:shapetype w14:anchorId="368C8B64" id="_x0000_t112" coordsize="21600,21600" o:spt="112" path="m,l,21600r21600,l21600,xem2610,nfl2610,21600em18990,nfl18990,21600e">
+                <v:stroke joinstyle="miter"/>
+                <v:path o:extrusionok="f" gradientshapeok="t" o:connecttype="rect" textboxrect="2610,0,18990,21600"/>
+              </v:shapetype>
+              <v:shape id="Блок-схема: типовой процесс 6" o:spid="_x0000_s1027" type="#_x0000_t112" style="position:absolute;left:0;text-align:left;margin-left:290.5pt;margin-top:157.15pt;width:172.8pt;height:60.5pt;z-index:251667456;visibility:visible;mso-wrap-style:square;mso-width-percent:0;mso-height-percent:0;mso-wrap-distance-left:9pt;mso-wrap-distance-top:0;mso-wrap-distance-right:9pt;mso-wrap-distance-bottom:0;mso-position-horizontal:absolute;mso-position-horizontal-relative:text;mso-position-vertical:absolute;mso-position-vertical-relative:text;mso-width-percent:0;mso-height-percent:0;mso-width-relative:margin;mso-height-relative:margin;v-text-anchor:middle" o:gfxdata="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" fillcolor="#4472c4 [3204]" strokecolor="#1f3763 [1604]" strokeweight="1pt">
+                <v:textbox>
+                  <w:txbxContent>
+                    <w:p>
+                      <w:pPr>
+                        <w:jc w:val="center"/>
+                      </w:pPr>
+                      <w:r>
+                        <w:t>Здесь нужно указать только «Вычисление факториала»</w:t>
+                      </w:r>
+                    </w:p>
+                  </w:txbxContent>
+                </v:textbox>
+              </v:shape>
+            </w:pict>
+          </mc:Fallback>
+        </mc:AlternateContent>
+      </w:r>
+      <w:r>
+        <w:rPr>
+          <w:rFonts w:ascii="Times New Roman" w:eastAsia="Times New Roman" w:hAnsi="Times New Roman" w:cs="Times New Roman"/>
+          <w:noProof/>
+          <w:sz w:val="28"/>
           <w:szCs w:val="24"/>
           <w:lang w:eastAsia="ru-RU"/>
         </w:rPr>
         <w:drawing>
-          <wp:inline distT="0" distB="0" distL="0" distR="0" wp14:anchorId="4BEB723E" wp14:editId="39A98A44">
+          <wp:inline distT="0" distB="0" distL="0" distR="0" wp14:anchorId="4BEB723E" wp14:editId="74E50556">
             <wp:extent cx="2562583" cy="4953691"/>
             <wp:effectExtent l="0" t="0" r="9525" b="0"/>
             <wp:docPr id="1009945367" name="Рисунок 1" descr="Изображение выглядит как диаграмма, линия, Шрифт, снимок экрана&#10;&#10;Контент, сгенерированный ИИ, может содержать ошибки."/>
@@ -1385,7 +1737,21 @@
           <w:rFonts w:ascii="Times New Roman" w:hAnsi="Times New Roman" w:cs="Times New Roman"/>
           <w:sz w:val="28"/>
         </w:rPr>
-        <w:t xml:space="preserve">Рис. 4 – </w:t>
+        <w:t>Рис</w:t>
+      </w:r>
+      <w:r>
+        <w:rPr>
+          <w:rFonts w:ascii="Times New Roman" w:hAnsi="Times New Roman" w:cs="Times New Roman"/>
+          <w:sz w:val="28"/>
+        </w:rPr>
+        <w:t>унок</w:t>
+      </w:r>
+      <w:r>
+        <w:rPr>
+          <w:rFonts w:ascii="Times New Roman" w:hAnsi="Times New Roman" w:cs="Times New Roman"/>
+          <w:sz w:val="28"/>
+        </w:rPr>
+        <w:t xml:space="preserve"> 4 – </w:t>
       </w:r>
       <w:r>
         <w:rPr>
@@ -1405,6 +1771,7 @@
       <w:r>
         <w:rPr>
           <w:rFonts w:ascii="Times New Roman" w:hAnsi="Times New Roman" w:cs="Times New Roman"/>
+          <w:i/>
           <w:sz w:val="28"/>
         </w:rPr>
         <w:t>factorial</w:t>
@@ -1425,8 +1792,310 @@
           <w:rFonts w:ascii="Times New Roman" w:hAnsi="Times New Roman" w:cs="Times New Roman"/>
           <w:noProof/>
           <w:sz w:val="28"/>
+          <w:lang w:eastAsia="ru-RU"/>
         </w:rPr>
         <w:lastRenderedPageBreak/>
+        <mc:AlternateContent>
+          <mc:Choice Requires="wps">
+            <w:drawing>
+              <wp:anchor distT="0" distB="0" distL="114300" distR="114300" simplePos="0" relativeHeight="251662336" behindDoc="0" locked="0" layoutInCell="1" allowOverlap="1" wp14:anchorId="356ECC35" wp14:editId="0D4DCB12">
+                <wp:simplePos x="0" y="0"/>
+                <wp:positionH relativeFrom="column">
+                  <wp:posOffset>317067</wp:posOffset>
+                </wp:positionH>
+                <wp:positionV relativeFrom="paragraph">
+                  <wp:posOffset>3354476</wp:posOffset>
+                </wp:positionV>
+                <wp:extent cx="2260397" cy="612648"/>
+                <wp:effectExtent l="19050" t="0" r="45085" b="16510"/>
+                <wp:wrapNone/>
+                <wp:docPr id="3" name="Блок-схема: подготовка 3"/>
+                <wp:cNvGraphicFramePr/>
+                <a:graphic xmlns:a="http://schemas.openxmlformats.org/drawingml/2006/main">
+                  <a:graphicData uri="http://schemas.microsoft.com/office/word/2010/wordprocessingShape">
+                    <wps:wsp>
+                      <wps:cNvSpPr/>
+                      <wps:spPr>
+                        <a:xfrm>
+                          <a:off x="0" y="0"/>
+                          <a:ext cx="2260397" cy="612648"/>
+                        </a:xfrm>
+                        <a:prstGeom prst="flowChartPreparation">
+                          <a:avLst/>
+                        </a:prstGeom>
+                      </wps:spPr>
+                      <wps:style>
+                        <a:lnRef idx="2">
+                          <a:schemeClr val="accent1">
+                            <a:shade val="50000"/>
+                          </a:schemeClr>
+                        </a:lnRef>
+                        <a:fillRef idx="1">
+                          <a:schemeClr val="accent1"/>
+                        </a:fillRef>
+                        <a:effectRef idx="0">
+                          <a:schemeClr val="accent1"/>
+                        </a:effectRef>
+                        <a:fontRef idx="minor">
+                          <a:schemeClr val="lt1"/>
+                        </a:fontRef>
+                      </wps:style>
+                      <wps:txbx>
+                        <w:txbxContent>
+                          <w:p>
+                            <w:pPr>
+                              <w:jc w:val="center"/>
+                            </w:pPr>
+                            <w:r>
+                              <w:t>Заменить на такой блок</w:t>
+                            </w:r>
+                          </w:p>
+                        </w:txbxContent>
+                      </wps:txbx>
+                      <wps:bodyPr rot="0" spcFirstLastPara="0" vertOverflow="overflow" horzOverflow="overflow" vert="horz" wrap="square" lIns="91440" tIns="45720" rIns="91440" bIns="45720" numCol="1" spcCol="0" rtlCol="0" fromWordArt="0" anchor="ctr" anchorCtr="0" forceAA="0" compatLnSpc="1">
+                        <a:prstTxWarp prst="textNoShape">
+                          <a:avLst/>
+                        </a:prstTxWarp>
+                        <a:noAutofit/>
+                      </wps:bodyPr>
+                    </wps:wsp>
+                  </a:graphicData>
+                </a:graphic>
+                <wp14:sizeRelH relativeFrom="margin">
+                  <wp14:pctWidth>0</wp14:pctWidth>
+                </wp14:sizeRelH>
+              </wp:anchor>
+            </w:drawing>
+          </mc:Choice>
+          <mc:Fallback>
+            <w:pict>
+              <v:shapetype w14:anchorId="356ECC35" id="_x0000_t117" coordsize="21600,21600" o:spt="117" path="m4353,l17214,r4386,10800l17214,21600r-12861,l,10800xe">
+                <v:stroke joinstyle="miter"/>
+                <v:path gradientshapeok="t" o:connecttype="rect" textboxrect="4353,0,17214,21600"/>
+              </v:shapetype>
+              <v:shape id="Блок-схема: подготовка 3" o:spid="_x0000_s1028" type="#_x0000_t117" style="position:absolute;left:0;text-align:left;margin-left:24.95pt;margin-top:264.15pt;width:178pt;height:48.25pt;z-index:251662336;visibility:visible;mso-wrap-style:square;mso-width-percent:0;mso-wrap-distance-left:9pt;mso-wrap-distance-top:0;mso-wrap-distance-right:9pt;mso-wrap-distance-bottom:0;mso-position-horizontal:absolute;mso-position-horizontal-relative:text;mso-position-vertical:absolute;mso-position-vertical-relative:text;mso-width-percent:0;mso-width-relative:margin;v-text-anchor:middle" o:gfxdata="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" fillcolor="#4472c4 [3204]" strokecolor="#1f3763 [1604]" strokeweight="1pt">
+                <v:textbox>
+                  <w:txbxContent>
+                    <w:p>
+                      <w:pPr>
+                        <w:jc w:val="center"/>
+                      </w:pPr>
+                      <w:r>
+                        <w:t>Заменить на такой блок</w:t>
+                      </w:r>
+                    </w:p>
+                  </w:txbxContent>
+                </v:textbox>
+              </v:shape>
+            </w:pict>
+          </mc:Fallback>
+        </mc:AlternateContent>
+      </w:r>
+      <w:r>
+        <w:rPr>
+          <w:rFonts w:ascii="Times New Roman" w:hAnsi="Times New Roman" w:cs="Times New Roman"/>
+          <w:noProof/>
+          <w:sz w:val="28"/>
+          <w:lang w:eastAsia="ru-RU"/>
+        </w:rPr>
+        <mc:AlternateContent>
+          <mc:Choice Requires="wps">
+            <w:drawing>
+              <wp:anchor distT="0" distB="0" distL="114300" distR="114300" simplePos="0" relativeHeight="251661312" behindDoc="0" locked="0" layoutInCell="1" allowOverlap="1" wp14:anchorId="3A0F2792" wp14:editId="3D46C11B">
+                <wp:simplePos x="0" y="0"/>
+                <wp:positionH relativeFrom="column">
+                  <wp:posOffset>3395548</wp:posOffset>
+                </wp:positionH>
+                <wp:positionV relativeFrom="paragraph">
+                  <wp:posOffset>2979420</wp:posOffset>
+                </wp:positionV>
+                <wp:extent cx="2304288" cy="1506321"/>
+                <wp:effectExtent l="0" t="0" r="20320" b="17780"/>
+                <wp:wrapNone/>
+                <wp:docPr id="2" name="Прямоугольник 2"/>
+                <wp:cNvGraphicFramePr/>
+                <a:graphic xmlns:a="http://schemas.openxmlformats.org/drawingml/2006/main">
+                  <a:graphicData uri="http://schemas.microsoft.com/office/word/2010/wordprocessingShape">
+                    <wps:wsp>
+                      <wps:cNvSpPr/>
+                      <wps:spPr>
+                        <a:xfrm>
+                          <a:off x="0" y="0"/>
+                          <a:ext cx="2304288" cy="1506321"/>
+                        </a:xfrm>
+                        <a:prstGeom prst="rect">
+                          <a:avLst/>
+                        </a:prstGeom>
+                      </wps:spPr>
+                      <wps:style>
+                        <a:lnRef idx="2">
+                          <a:schemeClr val="accent1">
+                            <a:shade val="50000"/>
+                          </a:schemeClr>
+                        </a:lnRef>
+                        <a:fillRef idx="1">
+                          <a:schemeClr val="accent1"/>
+                        </a:fillRef>
+                        <a:effectRef idx="0">
+                          <a:schemeClr val="accent1"/>
+                        </a:effectRef>
+                        <a:fontRef idx="minor">
+                          <a:schemeClr val="lt1"/>
+                        </a:fontRef>
+                      </wps:style>
+                      <wps:txbx>
+                        <w:txbxContent>
+                          <w:p>
+                            <w:pPr>
+                              <w:jc w:val="center"/>
+                            </w:pPr>
+                            <w:r>
+                              <w:t>Циклические конструкции обозначаются иначе</w:t>
+                            </w:r>
+                          </w:p>
+                        </w:txbxContent>
+                      </wps:txbx>
+                      <wps:bodyPr rot="0" spcFirstLastPara="0" vertOverflow="overflow" horzOverflow="overflow" vert="horz" wrap="square" lIns="91440" tIns="45720" rIns="91440" bIns="45720" numCol="1" spcCol="0" rtlCol="0" fromWordArt="0" anchor="ctr" anchorCtr="0" forceAA="0" compatLnSpc="1">
+                        <a:prstTxWarp prst="textNoShape">
+                          <a:avLst/>
+                        </a:prstTxWarp>
+                        <a:noAutofit/>
+                      </wps:bodyPr>
+                    </wps:wsp>
+                  </a:graphicData>
+                </a:graphic>
+                <wp14:sizeRelV relativeFrom="margin">
+                  <wp14:pctHeight>0</wp14:pctHeight>
+                </wp14:sizeRelV>
+              </wp:anchor>
+            </w:drawing>
+          </mc:Choice>
+          <mc:Fallback>
+            <w:pict>
+              <v:rect w14:anchorId="3A0F2792" id="Прямоугольник 2" o:spid="_x0000_s1029" style="position:absolute;left:0;text-align:left;margin-left:267.35pt;margin-top:234.6pt;width:181.45pt;height:118.6pt;z-index:251661312;visibility:visible;mso-wrap-style:square;mso-height-percent:0;mso-wrap-distance-left:9pt;mso-wrap-distance-top:0;mso-wrap-distance-right:9pt;mso-wrap-distance-bottom:0;mso-position-horizontal:absolute;mso-position-horizontal-relative:text;mso-position-vertical:absolute;mso-position-vertical-relative:text;mso-height-percent:0;mso-height-relative:margin;v-text-anchor:middle" o:gfxdata="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" fillcolor="#4472c4 [3204]" strokecolor="#1f3763 [1604]" strokeweight="1pt">
+                <v:textbox>
+                  <w:txbxContent>
+                    <w:p>
+                      <w:pPr>
+                        <w:jc w:val="center"/>
+                      </w:pPr>
+                      <w:r>
+                        <w:t>Циклические конструкции обозначаются иначе</w:t>
+                      </w:r>
+                    </w:p>
+                  </w:txbxContent>
+                </v:textbox>
+              </v:rect>
+            </w:pict>
+          </mc:Fallback>
+        </mc:AlternateContent>
+      </w:r>
+      <w:r>
+        <w:rPr>
+          <w:rFonts w:ascii="Times New Roman" w:hAnsi="Times New Roman" w:cs="Times New Roman"/>
+          <w:noProof/>
+          <w:sz w:val="28"/>
+          <w:lang w:eastAsia="ru-RU"/>
+        </w:rPr>
+        <mc:AlternateContent>
+          <mc:Choice Requires="wps">
+            <w:drawing>
+              <wp:anchor distT="0" distB="0" distL="114300" distR="114300" simplePos="0" relativeHeight="251659264" behindDoc="0" locked="0" layoutInCell="1" allowOverlap="1" wp14:anchorId="137FB4E7" wp14:editId="29531AA9">
+                <wp:simplePos x="0" y="0"/>
+                <wp:positionH relativeFrom="column">
+                  <wp:posOffset>3491865</wp:posOffset>
+                </wp:positionH>
+                <wp:positionV relativeFrom="paragraph">
+                  <wp:posOffset>1320850</wp:posOffset>
+                </wp:positionV>
+                <wp:extent cx="2304288" cy="1506321"/>
+                <wp:effectExtent l="0" t="0" r="20320" b="17780"/>
+                <wp:wrapNone/>
+                <wp:docPr id="1" name="Прямоугольник 1"/>
+                <wp:cNvGraphicFramePr/>
+                <a:graphic xmlns:a="http://schemas.openxmlformats.org/drawingml/2006/main">
+                  <a:graphicData uri="http://schemas.microsoft.com/office/word/2010/wordprocessingShape">
+                    <wps:wsp>
+                      <wps:cNvSpPr/>
+                      <wps:spPr>
+                        <a:xfrm>
+                          <a:off x="0" y="0"/>
+                          <a:ext cx="2304288" cy="1506321"/>
+                        </a:xfrm>
+                        <a:prstGeom prst="rect">
+                          <a:avLst/>
+                        </a:prstGeom>
+                      </wps:spPr>
+                      <wps:style>
+                        <a:lnRef idx="2">
+                          <a:schemeClr val="accent1">
+                            <a:shade val="50000"/>
+                          </a:schemeClr>
+                        </a:lnRef>
+                        <a:fillRef idx="1">
+                          <a:schemeClr val="accent1"/>
+                        </a:fillRef>
+                        <a:effectRef idx="0">
+                          <a:schemeClr val="accent1"/>
+                        </a:effectRef>
+                        <a:fontRef idx="minor">
+                          <a:schemeClr val="lt1"/>
+                        </a:fontRef>
+                      </wps:style>
+                      <wps:txbx>
+                        <w:txbxContent>
+                          <w:p>
+                            <w:pPr>
+                              <w:jc w:val="center"/>
+                            </w:pPr>
+                            <w:r>
+                              <w:t>Это должно быть объединено в один блок – блок Процесс</w:t>
+                            </w:r>
+                          </w:p>
+                        </w:txbxContent>
+                      </wps:txbx>
+                      <wps:bodyPr rot="0" spcFirstLastPara="0" vertOverflow="overflow" horzOverflow="overflow" vert="horz" wrap="square" lIns="91440" tIns="45720" rIns="91440" bIns="45720" numCol="1" spcCol="0" rtlCol="0" fromWordArt="0" anchor="ctr" anchorCtr="0" forceAA="0" compatLnSpc="1">
+                        <a:prstTxWarp prst="textNoShape">
+                          <a:avLst/>
+                        </a:prstTxWarp>
+                        <a:noAutofit/>
+                      </wps:bodyPr>
+                    </wps:wsp>
+                  </a:graphicData>
+                </a:graphic>
+                <wp14:sizeRelV relativeFrom="margin">
+                  <wp14:pctHeight>0</wp14:pctHeight>
+                </wp14:sizeRelV>
+              </wp:anchor>
+            </w:drawing>
+          </mc:Choice>
+          <mc:Fallback>
+            <w:pict>
+              <v:rect w14:anchorId="137FB4E7" id="Прямоугольник 1" o:spid="_x0000_s1030" style="position:absolute;left:0;text-align:left;margin-left:274.95pt;margin-top:104pt;width:181.45pt;height:118.6pt;z-index:251659264;visibility:visible;mso-wrap-style:square;mso-height-percent:0;mso-wrap-distance-left:9pt;mso-wrap-distance-top:0;mso-wrap-distance-right:9pt;mso-wrap-distance-bottom:0;mso-position-horizontal:absolute;mso-position-horizontal-relative:text;mso-position-vertical:absolute;mso-position-vertical-relative:text;mso-height-percent:0;mso-height-relative:margin;v-text-anchor:middle" o:gfxdata="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" fillcolor="#4472c4 [3204]" strokecolor="#1f3763 [1604]" strokeweight="1pt">
+                <v:textbox>
+                  <w:txbxContent>
+                    <w:p>
+                      <w:pPr>
+                        <w:jc w:val="center"/>
+                      </w:pPr>
+                      <w:r>
+                        <w:t>Это должно быть объединено в один блок – блок Процесс</w:t>
+                      </w:r>
+                    </w:p>
+                  </w:txbxContent>
+                </v:textbox>
+              </v:rect>
+            </w:pict>
+          </mc:Fallback>
+        </mc:AlternateContent>
+      </w:r>
+      <w:r>
+        <w:rPr>
+          <w:rFonts w:ascii="Times New Roman" w:hAnsi="Times New Roman" w:cs="Times New Roman"/>
+          <w:noProof/>
+          <w:sz w:val="28"/>
+          <w:lang w:eastAsia="ru-RU"/>
+        </w:rPr>
         <w:drawing>
           <wp:inline distT="0" distB="0" distL="0" distR="0" wp14:anchorId="318000CE" wp14:editId="16ABADD0">
             <wp:extent cx="2295845" cy="6496957"/>
@@ -1478,14 +2147,21 @@
           <w:rFonts w:ascii="Times New Roman" w:hAnsi="Times New Roman" w:cs="Times New Roman"/>
           <w:sz w:val="28"/>
         </w:rPr>
-        <w:t>Рис. 5 –</w:t>
-      </w:r>
-      <w:r>
-        <w:rPr>
-          <w:rFonts w:ascii="Times New Roman" w:hAnsi="Times New Roman" w:cs="Times New Roman"/>
-          <w:sz w:val="28"/>
-        </w:rPr>
-        <w:t xml:space="preserve"> блок-схема для функции</w:t>
+        <w:t>Рис</w:t>
+      </w:r>
+      <w:r>
+        <w:rPr>
+          <w:rFonts w:ascii="Times New Roman" w:hAnsi="Times New Roman" w:cs="Times New Roman"/>
+          <w:sz w:val="28"/>
+        </w:rPr>
+        <w:t>унок</w:t>
+      </w:r>
+      <w:r>
+        <w:rPr>
+          <w:rFonts w:ascii="Times New Roman" w:hAnsi="Times New Roman" w:cs="Times New Roman"/>
+          <w:sz w:val="28"/>
+        </w:rPr>
+        <w:t xml:space="preserve"> 5 –</w:t>
       </w:r>
       <w:r>
         <w:rPr>
@@ -1494,10 +2170,32 @@
         </w:rPr>
         <w:t xml:space="preserve"> </w:t>
       </w:r>
+      <w:r>
+        <w:rPr>
+          <w:rFonts w:ascii="Times New Roman" w:hAnsi="Times New Roman" w:cs="Times New Roman"/>
+          <w:sz w:val="28"/>
+        </w:rPr>
+        <w:t>Б</w:t>
+      </w:r>
+      <w:r>
+        <w:rPr>
+          <w:rFonts w:ascii="Times New Roman" w:hAnsi="Times New Roman" w:cs="Times New Roman"/>
+          <w:sz w:val="28"/>
+        </w:rPr>
+        <w:t>лок-схема для функции</w:t>
+      </w:r>
+      <w:r>
+        <w:rPr>
+          <w:rFonts w:ascii="Times New Roman" w:hAnsi="Times New Roman" w:cs="Times New Roman"/>
+          <w:sz w:val="28"/>
+        </w:rPr>
+        <w:t xml:space="preserve"> </w:t>
+      </w:r>
       <w:proofErr w:type="spellStart"/>
       <w:r>
         <w:rPr>
           <w:rFonts w:ascii="Times New Roman" w:hAnsi="Times New Roman" w:cs="Times New Roman"/>
+          <w:i/>
           <w:sz w:val="28"/>
         </w:rPr>
         <w:t>FirstTask</w:t>
@@ -1518,10 +2216,239 @@
           <w:rFonts w:ascii="Times New Roman" w:hAnsi="Times New Roman" w:cs="Times New Roman"/>
           <w:noProof/>
           <w:sz w:val="28"/>
+          <w:lang w:eastAsia="ru-RU"/>
         </w:rPr>
         <w:lastRenderedPageBreak/>
+        <mc:AlternateContent>
+          <mc:Choice Requires="wps">
+            <w:drawing>
+              <wp:anchor distT="0" distB="0" distL="114300" distR="114300" simplePos="0" relativeHeight="251665408" behindDoc="0" locked="0" layoutInCell="1" allowOverlap="1" wp14:anchorId="71944F58" wp14:editId="4C2AA8B3">
+                <wp:simplePos x="0" y="0"/>
+                <wp:positionH relativeFrom="column">
+                  <wp:posOffset>3738068</wp:posOffset>
+                </wp:positionH>
+                <wp:positionV relativeFrom="paragraph">
+                  <wp:posOffset>2991282</wp:posOffset>
+                </wp:positionV>
+                <wp:extent cx="2194560" cy="612648"/>
+                <wp:effectExtent l="0" t="0" r="15240" b="16510"/>
+                <wp:wrapNone/>
+                <wp:docPr id="5" name="Блок-схема: типовой процесс 5"/>
+                <wp:cNvGraphicFramePr/>
+                <a:graphic xmlns:a="http://schemas.openxmlformats.org/drawingml/2006/main">
+                  <a:graphicData uri="http://schemas.microsoft.com/office/word/2010/wordprocessingShape">
+                    <wps:wsp>
+                      <wps:cNvSpPr/>
+                      <wps:spPr>
+                        <a:xfrm>
+                          <a:off x="0" y="0"/>
+                          <a:ext cx="2194560" cy="612648"/>
+                        </a:xfrm>
+                        <a:prstGeom prst="flowChartPredefinedProcess">
+                          <a:avLst/>
+                        </a:prstGeom>
+                      </wps:spPr>
+                      <wps:style>
+                        <a:lnRef idx="2">
+                          <a:schemeClr val="accent1">
+                            <a:shade val="50000"/>
+                          </a:schemeClr>
+                        </a:lnRef>
+                        <a:fillRef idx="1">
+                          <a:schemeClr val="accent1"/>
+                        </a:fillRef>
+                        <a:effectRef idx="0">
+                          <a:schemeClr val="accent1"/>
+                        </a:effectRef>
+                        <a:fontRef idx="minor">
+                          <a:schemeClr val="lt1"/>
+                        </a:fontRef>
+                      </wps:style>
+                      <wps:txbx>
+                        <w:txbxContent>
+                          <w:p>
+                            <w:pPr>
+                              <w:jc w:val="center"/>
+                            </w:pPr>
+                            <w:r>
+                              <w:t xml:space="preserve">Это </w:t>
+                            </w:r>
+                            <w:proofErr w:type="spellStart"/>
+                            <w:r>
+                              <w:t>П</w:t>
+                            </w:r>
+                            <w:r>
+                              <w:t>одпроцесс</w:t>
+                            </w:r>
+                            <w:proofErr w:type="spellEnd"/>
+                          </w:p>
+                        </w:txbxContent>
+                      </wps:txbx>
+                      <wps:bodyPr rot="0" spcFirstLastPara="0" vertOverflow="overflow" horzOverflow="overflow" vert="horz" wrap="square" lIns="91440" tIns="45720" rIns="91440" bIns="45720" numCol="1" spcCol="0" rtlCol="0" fromWordArt="0" anchor="ctr" anchorCtr="0" forceAA="0" compatLnSpc="1">
+                        <a:prstTxWarp prst="textNoShape">
+                          <a:avLst/>
+                        </a:prstTxWarp>
+                        <a:noAutofit/>
+                      </wps:bodyPr>
+                    </wps:wsp>
+                  </a:graphicData>
+                </a:graphic>
+                <wp14:sizeRelH relativeFrom="margin">
+                  <wp14:pctWidth>0</wp14:pctWidth>
+                </wp14:sizeRelH>
+              </wp:anchor>
+            </w:drawing>
+          </mc:Choice>
+          <mc:Fallback>
+            <w:pict>
+              <v:shape w14:anchorId="71944F58" id="Блок-схема: типовой процесс 5" o:spid="_x0000_s1031" type="#_x0000_t112" style="position:absolute;left:0;text-align:left;margin-left:294.35pt;margin-top:235.55pt;width:172.8pt;height:48.25pt;z-index:251665408;visibility:visible;mso-wrap-style:square;mso-width-percent:0;mso-wrap-distance-left:9pt;mso-wrap-distance-top:0;mso-wrap-distance-right:9pt;mso-wrap-distance-bottom:0;mso-position-horizontal:absolute;mso-position-horizontal-relative:text;mso-position-vertical:absolute;mso-position-vertical-relative:text;mso-width-percent:0;mso-width-relative:margin;v-text-anchor:middle" o:gfxdata="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" fillcolor="#4472c4 [3204]" strokecolor="#1f3763 [1604]" strokeweight="1pt">
+                <v:textbox>
+                  <w:txbxContent>
+                    <w:p>
+                      <w:pPr>
+                        <w:jc w:val="center"/>
+                      </w:pPr>
+                      <w:r>
+                        <w:t xml:space="preserve">Это </w:t>
+                      </w:r>
+                      <w:proofErr w:type="spellStart"/>
+                      <w:r>
+                        <w:t>П</w:t>
+                      </w:r>
+                      <w:r>
+                        <w:t>одпроцесс</w:t>
+                      </w:r>
+                      <w:proofErr w:type="spellEnd"/>
+                    </w:p>
+                  </w:txbxContent>
+                </v:textbox>
+              </v:shape>
+            </w:pict>
+          </mc:Fallback>
+        </mc:AlternateContent>
+      </w:r>
+      <w:r>
+        <w:rPr>
+          <w:rFonts w:ascii="Times New Roman" w:hAnsi="Times New Roman" w:cs="Times New Roman"/>
+          <w:noProof/>
+          <w:sz w:val="28"/>
+          <w:lang w:eastAsia="ru-RU"/>
+        </w:rPr>
+        <mc:AlternateContent>
+          <mc:Choice Requires="wps">
+            <w:drawing>
+              <wp:anchor distT="0" distB="0" distL="114300" distR="114300" simplePos="0" relativeHeight="251663360" behindDoc="0" locked="0" layoutInCell="1" allowOverlap="1" wp14:anchorId="39DFD773" wp14:editId="2D79798F">
+                <wp:simplePos x="0" y="0"/>
+                <wp:positionH relativeFrom="column">
+                  <wp:posOffset>3879571</wp:posOffset>
+                </wp:positionH>
+                <wp:positionV relativeFrom="paragraph">
+                  <wp:posOffset>1489100</wp:posOffset>
+                </wp:positionV>
+                <wp:extent cx="2194560" cy="612648"/>
+                <wp:effectExtent l="0" t="0" r="15240" b="16510"/>
+                <wp:wrapNone/>
+                <wp:docPr id="4" name="Блок-схема: типовой процесс 4"/>
+                <wp:cNvGraphicFramePr/>
+                <a:graphic xmlns:a="http://schemas.openxmlformats.org/drawingml/2006/main">
+                  <a:graphicData uri="http://schemas.microsoft.com/office/word/2010/wordprocessingShape">
+                    <wps:wsp>
+                      <wps:cNvSpPr/>
+                      <wps:spPr>
+                        <a:xfrm>
+                          <a:off x="0" y="0"/>
+                          <a:ext cx="2194560" cy="612648"/>
+                        </a:xfrm>
+                        <a:prstGeom prst="flowChartPredefinedProcess">
+                          <a:avLst/>
+                        </a:prstGeom>
+                      </wps:spPr>
+                      <wps:style>
+                        <a:lnRef idx="2">
+                          <a:schemeClr val="accent1">
+                            <a:shade val="50000"/>
+                          </a:schemeClr>
+                        </a:lnRef>
+                        <a:fillRef idx="1">
+                          <a:schemeClr val="accent1"/>
+                        </a:fillRef>
+                        <a:effectRef idx="0">
+                          <a:schemeClr val="accent1"/>
+                        </a:effectRef>
+                        <a:fontRef idx="minor">
+                          <a:schemeClr val="lt1"/>
+                        </a:fontRef>
+                      </wps:style>
+                      <wps:txbx>
+                        <w:txbxContent>
+                          <w:p>
+                            <w:pPr>
+                              <w:jc w:val="center"/>
+                            </w:pPr>
+                            <w:r>
+                              <w:t xml:space="preserve">Это </w:t>
+                            </w:r>
+                            <w:proofErr w:type="spellStart"/>
+                            <w:r>
+                              <w:t>Подпроцесс</w:t>
+                            </w:r>
+                            <w:bookmarkStart w:id="1" w:name="_GoBack"/>
+                            <w:bookmarkEnd w:id="1"/>
+                            <w:proofErr w:type="spellEnd"/>
+                          </w:p>
+                        </w:txbxContent>
+                      </wps:txbx>
+                      <wps:bodyPr rot="0" spcFirstLastPara="0" vertOverflow="overflow" horzOverflow="overflow" vert="horz" wrap="square" lIns="91440" tIns="45720" rIns="91440" bIns="45720" numCol="1" spcCol="0" rtlCol="0" fromWordArt="0" anchor="ctr" anchorCtr="0" forceAA="0" compatLnSpc="1">
+                        <a:prstTxWarp prst="textNoShape">
+                          <a:avLst/>
+                        </a:prstTxWarp>
+                        <a:noAutofit/>
+                      </wps:bodyPr>
+                    </wps:wsp>
+                  </a:graphicData>
+                </a:graphic>
+                <wp14:sizeRelH relativeFrom="margin">
+                  <wp14:pctWidth>0</wp14:pctWidth>
+                </wp14:sizeRelH>
+              </wp:anchor>
+            </w:drawing>
+          </mc:Choice>
+          <mc:Fallback>
+            <w:pict>
+              <v:shape w14:anchorId="39DFD773" id="Блок-схема: типовой процесс 4" o:spid="_x0000_s1032" type="#_x0000_t112" style="position:absolute;left:0;text-align:left;margin-left:305.5pt;margin-top:117.25pt;width:172.8pt;height:48.25pt;z-index:251663360;visibility:visible;mso-wrap-style:square;mso-width-percent:0;mso-wrap-distance-left:9pt;mso-wrap-distance-top:0;mso-wrap-distance-right:9pt;mso-wrap-distance-bottom:0;mso-position-horizontal:absolute;mso-position-horizontal-relative:text;mso-position-vertical:absolute;mso-position-vertical-relative:text;mso-width-percent:0;mso-width-relative:margin;v-text-anchor:middle" o:gfxdata="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" fillcolor="#4472c4 [3204]" strokecolor="#1f3763 [1604]" strokeweight="1pt">
+                <v:textbox>
+                  <w:txbxContent>
+                    <w:p>
+                      <w:pPr>
+                        <w:jc w:val="center"/>
+                      </w:pPr>
+                      <w:r>
+                        <w:t xml:space="preserve">Это </w:t>
+                      </w:r>
+                      <w:proofErr w:type="spellStart"/>
+                      <w:r>
+                        <w:t>Подпроцесс</w:t>
+                      </w:r>
+                      <w:bookmarkStart w:id="2" w:name="_GoBack"/>
+                      <w:bookmarkEnd w:id="2"/>
+                      <w:proofErr w:type="spellEnd"/>
+                    </w:p>
+                  </w:txbxContent>
+                </v:textbox>
+              </v:shape>
+            </w:pict>
+          </mc:Fallback>
+        </mc:AlternateContent>
+      </w:r>
+      <w:r>
+        <w:rPr>
+          <w:rFonts w:ascii="Times New Roman" w:hAnsi="Times New Roman" w:cs="Times New Roman"/>
+          <w:noProof/>
+          <w:sz w:val="28"/>
+          <w:lang w:eastAsia="ru-RU"/>
+        </w:rPr>
         <w:drawing>
-          <wp:inline distT="0" distB="0" distL="0" distR="0" wp14:anchorId="090F1734" wp14:editId="22F9CEE1">
+          <wp:inline distT="0" distB="0" distL="0" distR="0" wp14:anchorId="090F1734" wp14:editId="1607992F">
             <wp:extent cx="3305636" cy="6639852"/>
             <wp:effectExtent l="0" t="0" r="9525" b="8890"/>
             <wp:docPr id="1191078119" name="Рисунок 1"/>
@@ -1572,18 +2499,40 @@
           <w:rFonts w:ascii="Times New Roman" w:hAnsi="Times New Roman" w:cs="Times New Roman"/>
           <w:sz w:val="28"/>
         </w:rPr>
-        <w:t xml:space="preserve">Рис. 6 – </w:t>
-      </w:r>
-      <w:r>
-        <w:rPr>
-          <w:rFonts w:ascii="Times New Roman" w:hAnsi="Times New Roman" w:cs="Times New Roman"/>
-          <w:sz w:val="28"/>
-        </w:rPr>
-        <w:t xml:space="preserve">блок-схема для функции </w:t>
-      </w:r>
-      <w:r>
-        <w:rPr>
-          <w:rFonts w:ascii="Times New Roman" w:hAnsi="Times New Roman" w:cs="Times New Roman"/>
+        <w:t>Рис</w:t>
+      </w:r>
+      <w:r>
+        <w:rPr>
+          <w:rFonts w:ascii="Times New Roman" w:hAnsi="Times New Roman" w:cs="Times New Roman"/>
+          <w:sz w:val="28"/>
+        </w:rPr>
+        <w:t>унок</w:t>
+      </w:r>
+      <w:r>
+        <w:rPr>
+          <w:rFonts w:ascii="Times New Roman" w:hAnsi="Times New Roman" w:cs="Times New Roman"/>
+          <w:sz w:val="28"/>
+        </w:rPr>
+        <w:t xml:space="preserve"> 6 – </w:t>
+      </w:r>
+      <w:r>
+        <w:rPr>
+          <w:rFonts w:ascii="Times New Roman" w:hAnsi="Times New Roman" w:cs="Times New Roman"/>
+          <w:sz w:val="28"/>
+        </w:rPr>
+        <w:t>Б</w:t>
+      </w:r>
+      <w:r>
+        <w:rPr>
+          <w:rFonts w:ascii="Times New Roman" w:hAnsi="Times New Roman" w:cs="Times New Roman"/>
+          <w:sz w:val="28"/>
+        </w:rPr>
+        <w:t xml:space="preserve">лок-схема для функции </w:t>
+      </w:r>
+      <w:r>
+        <w:rPr>
+          <w:rFonts w:ascii="Times New Roman" w:hAnsi="Times New Roman" w:cs="Times New Roman"/>
+          <w:i/>
           <w:sz w:val="28"/>
         </w:rPr>
         <w:t>TASK1</w:t>
@@ -1591,6 +2540,7 @@
     </w:p>
     <w:p>
       <w:pPr>
+        <w:spacing w:after="0" w:line="360" w:lineRule="auto"/>
         <w:jc w:val="both"/>
         <w:rPr>
           <w:rFonts w:ascii="Times New Roman" w:eastAsia="Times New Roman" w:hAnsi="Times New Roman" w:cs="Times New Roman"/>
@@ -1602,6 +2552,7 @@
     </w:p>
     <w:p>
       <w:pPr>
+        <w:spacing w:after="0" w:line="360" w:lineRule="auto"/>
         <w:jc w:val="both"/>
         <w:rPr>
           <w:rFonts w:ascii="Times New Roman" w:eastAsia="Times New Roman" w:hAnsi="Times New Roman" w:cs="Times New Roman"/>
@@ -1613,50 +2564,28 @@
     </w:p>
     <w:p>
       <w:pPr>
-        <w:jc w:val="both"/>
-        <w:rPr>
-          <w:rFonts w:ascii="Times New Roman" w:eastAsia="Times New Roman" w:hAnsi="Times New Roman" w:cs="Times New Roman"/>
-          <w:sz w:val="28"/>
-          <w:szCs w:val="24"/>
-          <w:lang w:eastAsia="ru-RU"/>
-        </w:rPr>
-      </w:pPr>
-    </w:p>
-    <w:p>
-      <w:pPr>
-        <w:jc w:val="both"/>
-        <w:rPr>
-          <w:rFonts w:ascii="Times New Roman" w:eastAsia="Times New Roman" w:hAnsi="Times New Roman" w:cs="Times New Roman"/>
-          <w:sz w:val="28"/>
-          <w:szCs w:val="24"/>
-          <w:lang w:eastAsia="ru-RU"/>
-        </w:rPr>
-      </w:pPr>
-    </w:p>
-    <w:p>
-      <w:pPr>
-        <w:jc w:val="both"/>
-        <w:rPr>
-          <w:rFonts w:ascii="Times New Roman" w:eastAsia="Times New Roman" w:hAnsi="Times New Roman" w:cs="Times New Roman"/>
-          <w:sz w:val="28"/>
-          <w:szCs w:val="24"/>
-          <w:lang w:eastAsia="ru-RU"/>
-        </w:rPr>
-      </w:pPr>
-    </w:p>
-    <w:p>
-      <w:pPr>
-        <w:jc w:val="both"/>
-        <w:rPr>
-          <w:rFonts w:ascii="Times New Roman" w:eastAsia="Times New Roman" w:hAnsi="Times New Roman" w:cs="Times New Roman"/>
-          <w:sz w:val="28"/>
-          <w:szCs w:val="24"/>
-          <w:lang w:eastAsia="ru-RU"/>
-        </w:rPr>
-      </w:pPr>
-    </w:p>
-    <w:p>
-      <w:pPr>
+        <w:spacing w:after="160" w:line="259" w:lineRule="auto"/>
+        <w:rPr>
+          <w:rFonts w:ascii="Times New Roman" w:eastAsia="Times New Roman" w:hAnsi="Times New Roman" w:cs="Times New Roman"/>
+          <w:sz w:val="28"/>
+          <w:szCs w:val="24"/>
+          <w:lang w:eastAsia="ru-RU"/>
+        </w:rPr>
+      </w:pPr>
+      <w:r>
+        <w:rPr>
+          <w:rFonts w:ascii="Times New Roman" w:eastAsia="Times New Roman" w:hAnsi="Times New Roman" w:cs="Times New Roman"/>
+          <w:sz w:val="28"/>
+          <w:szCs w:val="24"/>
+          <w:lang w:eastAsia="ru-RU"/>
+        </w:rPr>
+        <w:br w:type="page"/>
+      </w:r>
+    </w:p>
+    <w:p>
+      <w:pPr>
+        <w:spacing w:after="0" w:line="360" w:lineRule="auto"/>
+        <w:ind w:firstLine="708"/>
         <w:jc w:val="both"/>
         <w:rPr>
           <w:rFonts w:ascii="Times New Roman" w:eastAsia="Times New Roman" w:hAnsi="Times New Roman" w:cs="Times New Roman"/>
@@ -1727,8 +2656,9 @@
     </w:p>
     <w:p>
       <w:pPr>
-        <w:ind w:left="-1418" w:right="-710"/>
-        <w:jc w:val="both"/>
+        <w:spacing w:after="0" w:line="360" w:lineRule="auto"/>
+        <w:ind w:right="-1"/>
+        <w:jc w:val="center"/>
         <w:rPr>
           <w:rFonts w:ascii="Times New Roman" w:eastAsia="Times New Roman" w:hAnsi="Times New Roman" w:cs="Times New Roman"/>
           <w:sz w:val="28"/>
@@ -1745,9 +2675,9 @@
           <w:lang w:eastAsia="ru-RU"/>
         </w:rPr>
         <w:drawing>
-          <wp:inline distT="0" distB="0" distL="0" distR="0" wp14:anchorId="460CE7B0" wp14:editId="267B3234">
-            <wp:extent cx="3690418" cy="1760176"/>
-            <wp:effectExtent l="0" t="0" r="5715" b="0"/>
+          <wp:inline distT="0" distB="0" distL="0" distR="0" wp14:anchorId="460CE7B0" wp14:editId="380533FD">
+            <wp:extent cx="2530636" cy="1207008"/>
+            <wp:effectExtent l="0" t="0" r="3175" b="0"/>
             <wp:docPr id="721554872" name="Рисунок 1" descr="Изображение выглядит как снимок экрана, текст, дизайн&#10;&#10;Контент, сгенерированный ИИ, может содержать ошибки."/>
             <wp:cNvGraphicFramePr>
               <a:graphicFrameLocks xmlns:a="http://schemas.openxmlformats.org/drawingml/2006/main" noChangeAspect="1"/>
@@ -1768,7 +2698,7 @@
                   <pic:spPr>
                     <a:xfrm>
                       <a:off x="0" y="0"/>
-                      <a:ext cx="3753057" cy="1790052"/>
+                      <a:ext cx="2614375" cy="1246948"/>
                     </a:xfrm>
                     <a:prstGeom prst="rect">
                       <a:avLst/>
@@ -1789,9 +2719,9 @@
           <w:lang w:eastAsia="ru-RU"/>
         </w:rPr>
         <w:drawing>
-          <wp:inline distT="0" distB="0" distL="0" distR="0" wp14:anchorId="06B1CE80" wp14:editId="6FA4F1A2">
-            <wp:extent cx="3543300" cy="1758624"/>
-            <wp:effectExtent l="0" t="0" r="0" b="0"/>
+          <wp:inline distT="0" distB="0" distL="0" distR="0" wp14:anchorId="06B1CE80" wp14:editId="6C4E4AF1">
+            <wp:extent cx="2430822" cy="1206475"/>
+            <wp:effectExtent l="0" t="0" r="7620" b="0"/>
             <wp:docPr id="1773813807" name="Рисунок 1" descr="Изображение выглядит как текст, снимок экрана, дизайн&#10;&#10;Контент, сгенерированный ИИ, может содержать ошибки."/>
             <wp:cNvGraphicFramePr>
               <a:graphicFrameLocks xmlns:a="http://schemas.openxmlformats.org/drawingml/2006/main" noChangeAspect="1"/>
@@ -1812,7 +2742,7 @@
                   <pic:spPr>
                     <a:xfrm>
                       <a:off x="0" y="0"/>
-                      <a:ext cx="3610067" cy="1791762"/>
+                      <a:ext cx="2524748" cy="1253093"/>
                     </a:xfrm>
                     <a:prstGeom prst="rect">
                       <a:avLst/>
@@ -1840,11 +2770,26 @@
           <w:rFonts w:ascii="Times New Roman" w:hAnsi="Times New Roman" w:cs="Times New Roman"/>
           <w:sz w:val="28"/>
         </w:rPr>
-        <w:t xml:space="preserve">Рис. 7 – результат выполнения программы при 0 и 60 градусов в </w:t>
-      </w:r>
-      <w:r>
-        <w:rPr>
-          <w:rFonts w:ascii="Times New Roman" w:hAnsi="Times New Roman" w:cs="Times New Roman"/>
+        <w:t>Рис</w:t>
+      </w:r>
+      <w:r>
+        <w:rPr>
+          <w:rFonts w:ascii="Times New Roman" w:hAnsi="Times New Roman" w:cs="Times New Roman"/>
+          <w:sz w:val="28"/>
+        </w:rPr>
+        <w:t>унок</w:t>
+      </w:r>
+      <w:r>
+        <w:rPr>
+          <w:rFonts w:ascii="Times New Roman" w:hAnsi="Times New Roman" w:cs="Times New Roman"/>
+          <w:sz w:val="28"/>
+        </w:rPr>
+        <w:t xml:space="preserve"> 7 – результат выполнения программы при 0 и 60 градусов в </w:t>
+      </w:r>
+      <w:r>
+        <w:rPr>
+          <w:rFonts w:ascii="Times New Roman" w:hAnsi="Times New Roman" w:cs="Times New Roman"/>
+          <w:i/>
           <w:sz w:val="28"/>
           <w:lang w:val="en-US"/>
         </w:rPr>
@@ -1853,8 +2798,20 @@
     </w:p>
     <w:p>
       <w:pPr>
-        <w:ind w:left="-1276" w:right="-568"/>
-        <w:jc w:val="both"/>
+        <w:spacing w:after="0" w:line="360" w:lineRule="auto"/>
+        <w:ind w:left="-1418" w:firstLine="709"/>
+        <w:jc w:val="center"/>
+        <w:rPr>
+          <w:rFonts w:ascii="Times New Roman" w:hAnsi="Times New Roman" w:cs="Times New Roman"/>
+          <w:sz w:val="28"/>
+        </w:rPr>
+      </w:pPr>
+    </w:p>
+    <w:p>
+      <w:pPr>
+        <w:spacing w:after="0" w:line="360" w:lineRule="auto"/>
+        <w:ind w:right="-1"/>
+        <w:jc w:val="center"/>
         <w:rPr>
           <w:rFonts w:ascii="Times New Roman" w:eastAsia="Times New Roman" w:hAnsi="Times New Roman" w:cs="Times New Roman"/>
           <w:sz w:val="28"/>
@@ -1865,11 +2822,12 @@
       <w:r>
         <w:rPr>
           <w:noProof/>
+          <w:lang w:eastAsia="ru-RU"/>
         </w:rPr>
         <w:drawing>
-          <wp:inline distT="0" distB="0" distL="0" distR="0" wp14:anchorId="6D64DA95" wp14:editId="62930E67">
-            <wp:extent cx="3593450" cy="4434320"/>
-            <wp:effectExtent l="0" t="0" r="7620" b="4445"/>
+          <wp:inline distT="0" distB="0" distL="0" distR="0" wp14:anchorId="6D64DA95" wp14:editId="62B21BD1">
+            <wp:extent cx="2531059" cy="3123328"/>
+            <wp:effectExtent l="0" t="0" r="3175" b="1270"/>
             <wp:docPr id="2036468600" name="Рисунок 1" descr="Изображение выглядит как текст, снимок экрана, Шрифт, дизайн&#10;&#10;Контент, сгенерированный ИИ, может содержать ошибки."/>
             <wp:cNvGraphicFramePr>
               <a:graphicFrameLocks xmlns:a="http://schemas.openxmlformats.org/drawingml/2006/main" noChangeAspect="1"/>
@@ -1889,7 +2847,7 @@
                   <pic:spPr bwMode="auto">
                     <a:xfrm>
                       <a:off x="0" y="0"/>
-                      <a:ext cx="3616917" cy="4463278"/>
+                      <a:ext cx="2561189" cy="3160508"/>
                     </a:xfrm>
                     <a:prstGeom prst="rect">
                       <a:avLst/>
@@ -1912,11 +2870,12 @@
       <w:r>
         <w:rPr>
           <w:noProof/>
+          <w:lang w:eastAsia="ru-RU"/>
         </w:rPr>
         <w:drawing>
-          <wp:inline distT="0" distB="0" distL="0" distR="0" wp14:anchorId="55D10D6F" wp14:editId="05BFE01E">
-            <wp:extent cx="3457601" cy="4436303"/>
-            <wp:effectExtent l="0" t="0" r="0" b="2540"/>
+          <wp:inline distT="0" distB="0" distL="0" distR="0" wp14:anchorId="55D10D6F" wp14:editId="7EDE5377">
+            <wp:extent cx="2428646" cy="3116094"/>
+            <wp:effectExtent l="0" t="0" r="0" b="8255"/>
             <wp:docPr id="588157059" name="Рисунок 1" descr="Изображение выглядит как текст, снимок экрана, Шрифт, дизайн&#10;&#10;Контент, сгенерированный ИИ, может содержать ошибки."/>
             <wp:cNvGraphicFramePr>
               <a:graphicFrameLocks xmlns:a="http://schemas.openxmlformats.org/drawingml/2006/main" noChangeAspect="1"/>
@@ -1936,7 +2895,7 @@
                   <pic:spPr bwMode="auto">
                     <a:xfrm>
                       <a:off x="0" y="0"/>
-                      <a:ext cx="3488748" cy="4476267"/>
+                      <a:ext cx="2474257" cy="3174615"/>
                     </a:xfrm>
                     <a:prstGeom prst="rect">
                       <a:avLst/>
@@ -1960,19 +2919,25 @@
     <w:p>
       <w:pPr>
         <w:spacing w:after="0" w:line="360" w:lineRule="auto"/>
-        <w:ind w:left="-1418" w:firstLine="709"/>
-        <w:jc w:val="center"/>
-        <w:rPr>
-          <w:rFonts w:ascii="Times New Roman" w:hAnsi="Times New Roman" w:cs="Times New Roman"/>
-          <w:sz w:val="28"/>
-        </w:rPr>
-      </w:pPr>
-      <w:r>
-        <w:rPr>
-          <w:rFonts w:ascii="Times New Roman" w:hAnsi="Times New Roman" w:cs="Times New Roman"/>
-          <w:sz w:val="28"/>
-        </w:rPr>
-        <w:t xml:space="preserve">Рис. </w:t>
+        <w:jc w:val="center"/>
+        <w:rPr>
+          <w:rFonts w:ascii="Times New Roman" w:hAnsi="Times New Roman" w:cs="Times New Roman"/>
+          <w:sz w:val="28"/>
+        </w:rPr>
+      </w:pPr>
+      <w:r>
+        <w:rPr>
+          <w:rFonts w:ascii="Times New Roman" w:hAnsi="Times New Roman" w:cs="Times New Roman"/>
+          <w:sz w:val="28"/>
+        </w:rPr>
+        <w:t>Рисунок</w:t>
+      </w:r>
+      <w:r>
+        <w:rPr>
+          <w:rFonts w:ascii="Times New Roman" w:hAnsi="Times New Roman" w:cs="Times New Roman"/>
+          <w:sz w:val="28"/>
+        </w:rPr>
+        <w:t xml:space="preserve"> </w:t>
       </w:r>
       <w:r>
         <w:rPr>
@@ -1988,6 +2953,7 @@
         </w:rPr>
         <w:t xml:space="preserve"> – результат выполнения программы при 0 и 60 градусов в </w:t>
       </w:r>
+      <w:proofErr w:type="spellStart"/>
       <w:r>
         <w:rPr>
           <w:rFonts w:ascii="Times New Roman" w:eastAsia="Times New Roman" w:hAnsi="Times New Roman" w:cs="Times New Roman"/>
@@ -1999,9 +2965,11 @@
         </w:rPr>
         <w:t>Photomath</w:t>
       </w:r>
-    </w:p>
-    <w:p>
-      <w:pPr>
+      <w:proofErr w:type="spellEnd"/>
+    </w:p>
+    <w:p>
+      <w:pPr>
+        <w:spacing w:after="0" w:line="360" w:lineRule="auto"/>
         <w:jc w:val="both"/>
         <w:rPr>
           <w:rFonts w:ascii="Times New Roman" w:eastAsia="Times New Roman" w:hAnsi="Times New Roman" w:cs="Times New Roman"/>
@@ -2015,6 +2983,8 @@
     </w:p>
     <w:p>
       <w:pPr>
+        <w:spacing w:after="0" w:line="360" w:lineRule="auto"/>
+        <w:ind w:firstLine="708"/>
         <w:jc w:val="both"/>
         <w:rPr>
           <w:rFonts w:ascii="Times New Roman" w:eastAsia="Times New Roman" w:hAnsi="Times New Roman" w:cs="Times New Roman"/>
@@ -2039,6 +3009,8 @@
     </w:p>
     <w:p>
       <w:pPr>
+        <w:spacing w:after="0" w:line="360" w:lineRule="auto"/>
+        <w:ind w:firstLine="708"/>
         <w:jc w:val="both"/>
         <w:rPr>
           <w:rFonts w:ascii="Times New Roman" w:eastAsia="Times New Roman" w:hAnsi="Times New Roman" w:cs="Times New Roman"/>
@@ -2059,6 +3031,7 @@
       <w:r>
         <w:rPr>
           <w:rFonts w:ascii="Times New Roman" w:hAnsi="Times New Roman" w:cs="Times New Roman"/>
+          <w:i/>
           <w:sz w:val="28"/>
           <w:lang w:val="en-US"/>
         </w:rPr>
@@ -2114,7 +3087,7 @@
 </file>
 
 <file path=word/endnotes.xml><?xml version="1.0" encoding="utf-8"?>
-<w:endnotes xmlns:wpc="http://schemas.microsoft.com/office/word/2010/wordprocessingCanvas" xmlns:cx="http://schemas.microsoft.com/office/drawing/2014/chartex" xmlns:cx1="http://schemas.microsoft.com/office/drawing/2015/9/8/chartex" xmlns:cx2="http://schemas.microsoft.com/office/drawing/2015/10/21/chartex" xmlns:cx3="http://schemas.microsoft.com/office/drawing/2016/5/9/chartex" xmlns:cx4="http://schemas.microsoft.com/office/drawing/2016/5/10/chartex" xmlns:cx5="http://schemas.microsoft.com/office/drawing/2016/5/11/chartex" xmlns:cx6="http://schemas.microsoft.com/office/drawing/2016/5/12/chartex" xmlns:cx7="http://schemas.microsoft.com/office/drawing/2016/5/13/chartex" xmlns:cx8="http://schemas.microsoft.com/office/drawing/2016/5/14/chartex" xmlns:mc="http://schemas.openxmlformats.org/markup-compatibility/2006" xmlns:aink="http://schemas.microsoft.com/office/drawing/2016/ink" xmlns:am3d="http://schemas.microsoft.com/office/drawing/2017/model3d" xmlns:o="urn:schemas-microsoft-com:office:office" xmlns:oel="http://schemas.microsoft.com/office/2019/extlst" xmlns:r="http://schemas.openxmlformats.org/officeDocument/2006/relationships" xmlns:m="http://schemas.openxmlformats.org/officeDocument/2006/math" xmlns:v="urn:schemas-microsoft-com:vml" xmlns:wp14="http://schemas.microsoft.com/office/word/2010/wordprocessingDrawing" xmlns:wp="http://schemas.openxmlformats.org/drawingml/2006/wordprocessingDrawing" xmlns:w10="urn:schemas-microsoft-com:office:word" xmlns:w="http://schemas.openxmlformats.org/wordprocessingml/2006/main" xmlns:w14="http://schemas.microsoft.com/office/word/2010/wordml" xmlns:w15="http://schemas.microsoft.com/office/word/2012/wordml" xmlns:w16cex="http://schemas.microsoft.com/office/word/2018/wordml/cex" xmlns:w16cid="http://schemas.microsoft.com/office/word/2016/wordml/cid" xmlns:w16="http://schemas.microsoft.com/office/word/2018/wordml" xmlns:w16du="http://schemas.microsoft.com/office/word/2023/wordml/word16du" xmlns:w16sdtdh="http://schemas.microsoft.com/office/word/2020/wordml/sdtdatahash" xmlns:w16sdtfl="http://schemas.microsoft.com/office/word/2024/wordml/sdtformatlock" xmlns:w16se="http://schemas.microsoft.com/office/word/2015/wordml/symex" xmlns:wpg="http://schemas.microsoft.com/office/word/2010/wordprocessingGroup" xmlns:wpi="http://schemas.microsoft.com/office/word/2010/wordprocessingInk" xmlns:wne="http://schemas.microsoft.com/office/word/2006/wordml" xmlns:wps="http://schemas.microsoft.com/office/word/2010/wordprocessingShape" mc:Ignorable="w14 w15 w16se w16cid w16 w16cex w16sdtdh w16sdtfl w16du wp14">
+<w:endnotes xmlns:wpc="http://schemas.microsoft.com/office/word/2010/wordprocessingCanvas" xmlns:cx="http://schemas.microsoft.com/office/drawing/2014/chartex" xmlns:cx1="http://schemas.microsoft.com/office/drawing/2015/9/8/chartex" xmlns:mc="http://schemas.openxmlformats.org/markup-compatibility/2006" xmlns:o="urn:schemas-microsoft-com:office:office" xmlns:r="http://schemas.openxmlformats.org/officeDocument/2006/relationships" xmlns:m="http://schemas.openxmlformats.org/officeDocument/2006/math" xmlns:v="urn:schemas-microsoft-com:vml" xmlns:wp14="http://schemas.microsoft.com/office/word/2010/wordprocessingDrawing" xmlns:wp="http://schemas.openxmlformats.org/drawingml/2006/wordprocessingDrawing" xmlns:w10="urn:schemas-microsoft-com:office:word" xmlns:w="http://schemas.openxmlformats.org/wordprocessingml/2006/main" xmlns:w14="http://schemas.microsoft.com/office/word/2010/wordml" xmlns:w15="http://schemas.microsoft.com/office/word/2012/wordml" xmlns:w16se="http://schemas.microsoft.com/office/word/2015/wordml/symex" xmlns:wpg="http://schemas.microsoft.com/office/word/2010/wordprocessingGroup" xmlns:wpi="http://schemas.microsoft.com/office/word/2010/wordprocessingInk" xmlns:wne="http://schemas.microsoft.com/office/word/2006/wordml" xmlns:wps="http://schemas.microsoft.com/office/word/2010/wordprocessingShape" mc:Ignorable="w14 w15 w16se wp14">
   <w:endnote w:type="separator" w:id="-1">
     <w:p>
       <w:pPr>
@@ -2139,7 +3112,7 @@
 </file>
 
 <file path=word/footer1.xml><?xml version="1.0" encoding="utf-8"?>
-<w:ftr xmlns:wpc="http://schemas.microsoft.com/office/word/2010/wordprocessingCanvas" xmlns:cx="http://schemas.microsoft.com/office/drawing/2014/chartex" xmlns:cx1="http://schemas.microsoft.com/office/drawing/2015/9/8/chartex" xmlns:cx2="http://schemas.microsoft.com/office/drawing/2015/10/21/chartex" xmlns:cx3="http://schemas.microsoft.com/office/drawing/2016/5/9/chartex" xmlns:cx4="http://schemas.microsoft.com/office/drawing/2016/5/10/chartex" xmlns:cx5="http://schemas.microsoft.com/office/drawing/2016/5/11/chartex" xmlns:cx6="http://schemas.microsoft.com/office/drawing/2016/5/12/chartex" xmlns:cx7="http://schemas.microsoft.com/office/drawing/2016/5/13/chartex" xmlns:cx8="http://schemas.microsoft.com/office/drawing/2016/5/14/chartex" xmlns:mc="http://schemas.openxmlformats.org/markup-compatibility/2006" xmlns:aink="http://schemas.microsoft.com/office/drawing/2016/ink" xmlns:am3d="http://schemas.microsoft.com/office/drawing/2017/model3d" xmlns:o="urn:schemas-microsoft-com:office:office" xmlns:oel="http://schemas.microsoft.com/office/2019/extlst" xmlns:r="http://schemas.openxmlformats.org/officeDocument/2006/relationships" xmlns:m="http://schemas.openxmlformats.org/officeDocument/2006/math" xmlns:v="urn:schemas-microsoft-com:vml" xmlns:wp14="http://schemas.microsoft.com/office/word/2010/wordprocessingDrawing" xmlns:wp="http://schemas.openxmlformats.org/drawingml/2006/wordprocessingDrawing" xmlns:w10="urn:schemas-microsoft-com:office:word" xmlns:w="http://schemas.openxmlformats.org/wordprocessingml/2006/main" xmlns:w14="http://schemas.microsoft.com/office/word/2010/wordml" xmlns:w15="http://schemas.microsoft.com/office/word/2012/wordml" xmlns:w16cex="http://schemas.microsoft.com/office/word/2018/wordml/cex" xmlns:w16cid="http://schemas.microsoft.com/office/word/2016/wordml/cid" xmlns:w16="http://schemas.microsoft.com/office/word/2018/wordml" xmlns:w16du="http://schemas.microsoft.com/office/word/2023/wordml/word16du" xmlns:w16sdtdh="http://schemas.microsoft.com/office/word/2020/wordml/sdtdatahash" xmlns:w16sdtfl="http://schemas.microsoft.com/office/word/2024/wordml/sdtformatlock" xmlns:w16se="http://schemas.microsoft.com/office/word/2015/wordml/symex" xmlns:wpg="http://schemas.microsoft.com/office/word/2010/wordprocessingGroup" xmlns:wpi="http://schemas.microsoft.com/office/word/2010/wordprocessingInk" xmlns:wne="http://schemas.microsoft.com/office/word/2006/wordml" xmlns:wps="http://schemas.microsoft.com/office/word/2010/wordprocessingShape" mc:Ignorable="w14 w15 w16se w16cid w16 w16cex w16sdtdh w16sdtfl w16du wp14">
+<w:ftr xmlns:wpc="http://schemas.microsoft.com/office/word/2010/wordprocessingCanvas" xmlns:cx="http://schemas.microsoft.com/office/drawing/2014/chartex" xmlns:cx1="http://schemas.microsoft.com/office/drawing/2015/9/8/chartex" xmlns:mc="http://schemas.openxmlformats.org/markup-compatibility/2006" xmlns:o="urn:schemas-microsoft-com:office:office" xmlns:r="http://schemas.openxmlformats.org/officeDocument/2006/relationships" xmlns:m="http://schemas.openxmlformats.org/officeDocument/2006/math" xmlns:v="urn:schemas-microsoft-com:vml" xmlns:wp14="http://schemas.microsoft.com/office/word/2010/wordprocessingDrawing" xmlns:wp="http://schemas.openxmlformats.org/drawingml/2006/wordprocessingDrawing" xmlns:w10="urn:schemas-microsoft-com:office:word" xmlns:w="http://schemas.openxmlformats.org/wordprocessingml/2006/main" xmlns:w14="http://schemas.microsoft.com/office/word/2010/wordml" xmlns:w15="http://schemas.microsoft.com/office/word/2012/wordml" xmlns:w16se="http://schemas.microsoft.com/office/word/2015/wordml/symex" xmlns:wpg="http://schemas.microsoft.com/office/word/2010/wordprocessingGroup" xmlns:wpi="http://schemas.microsoft.com/office/word/2010/wordprocessingInk" xmlns:wne="http://schemas.microsoft.com/office/word/2006/wordml" xmlns:wps="http://schemas.microsoft.com/office/word/2010/wordprocessingShape" mc:Ignorable="w14 w15 w16se wp14">
   <w:sdt>
     <w:sdtPr>
       <w:id w:val="-630704758"/>
@@ -2148,6 +3121,7 @@
         <w:docPartUnique/>
       </w:docPartObj>
     </w:sdtPr>
+    <w:sdtEndPr/>
     <w:sdtContent>
       <w:p>
         <w:pPr>
@@ -2167,7 +3141,7 @@
           <w:rPr>
             <w:noProof/>
           </w:rPr>
-          <w:t>2</w:t>
+          <w:t>7</w:t>
         </w:r>
         <w:r>
           <w:fldChar w:fldCharType="end"/>
@@ -2184,7 +3158,7 @@
 </file>
 
 <file path=word/footnotes.xml><?xml version="1.0" encoding="utf-8"?>
-<w:footnotes xmlns:wpc="http://schemas.microsoft.com/office/word/2010/wordprocessingCanvas" xmlns:cx="http://schemas.microsoft.com/office/drawing/2014/chartex" xmlns:cx1="http://schemas.microsoft.com/office/drawing/2015/9/8/chartex" xmlns:cx2="http://schemas.microsoft.com/office/drawing/2015/10/21/chartex" xmlns:cx3="http://schemas.microsoft.com/office/drawing/2016/5/9/chartex" xmlns:cx4="http://schemas.microsoft.com/office/drawing/2016/5/10/chartex" xmlns:cx5="http://schemas.microsoft.com/office/drawing/2016/5/11/chartex" xmlns:cx6="http://schemas.microsoft.com/office/drawing/2016/5/12/chartex" xmlns:cx7="http://schemas.microsoft.com/office/drawing/2016/5/13/chartex" xmlns:cx8="http://schemas.microsoft.com/office/drawing/2016/5/14/chartex" xmlns:mc="http://schemas.openxmlformats.org/markup-compatibility/2006" xmlns:aink="http://schemas.microsoft.com/office/drawing/2016/ink" xmlns:am3d="http://schemas.microsoft.com/office/drawing/2017/model3d" xmlns:o="urn:schemas-microsoft-com:office:office" xmlns:oel="http://schemas.microsoft.com/office/2019/extlst" xmlns:r="http://schemas.openxmlformats.org/officeDocument/2006/relationships" xmlns:m="http://schemas.openxmlformats.org/officeDocument/2006/math" xmlns:v="urn:schemas-microsoft-com:vml" xmlns:wp14="http://schemas.microsoft.com/office/word/2010/wordprocessingDrawing" xmlns:wp="http://schemas.openxmlformats.org/drawingml/2006/wordprocessingDrawing" xmlns:w10="urn:schemas-microsoft-com:office:word" xmlns:w="http://schemas.openxmlformats.org/wordprocessingml/2006/main" xmlns:w14="http://schemas.microsoft.com/office/word/2010/wordml" xmlns:w15="http://schemas.microsoft.com/office/word/2012/wordml" xmlns:w16cex="http://schemas.microsoft.com/office/word/2018/wordml/cex" xmlns:w16cid="http://schemas.microsoft.com/office/word/2016/wordml/cid" xmlns:w16="http://schemas.microsoft.com/office/word/2018/wordml" xmlns:w16du="http://schemas.microsoft.com/office/word/2023/wordml/word16du" xmlns:w16sdtdh="http://schemas.microsoft.com/office/word/2020/wordml/sdtdatahash" xmlns:w16sdtfl="http://schemas.microsoft.com/office/word/2024/wordml/sdtformatlock" xmlns:w16se="http://schemas.microsoft.com/office/word/2015/wordml/symex" xmlns:wpg="http://schemas.microsoft.com/office/word/2010/wordprocessingGroup" xmlns:wpi="http://schemas.microsoft.com/office/word/2010/wordprocessingInk" xmlns:wne="http://schemas.microsoft.com/office/word/2006/wordml" xmlns:wps="http://schemas.microsoft.com/office/word/2010/wordprocessingShape" mc:Ignorable="w14 w15 w16se w16cid w16 w16cex w16sdtdh w16sdtfl w16du wp14">
+<w:footnotes xmlns:wpc="http://schemas.microsoft.com/office/word/2010/wordprocessingCanvas" xmlns:cx="http://schemas.microsoft.com/office/drawing/2014/chartex" xmlns:cx1="http://schemas.microsoft.com/office/drawing/2015/9/8/chartex" xmlns:mc="http://schemas.openxmlformats.org/markup-compatibility/2006" xmlns:o="urn:schemas-microsoft-com:office:office" xmlns:r="http://schemas.openxmlformats.org/officeDocument/2006/relationships" xmlns:m="http://schemas.openxmlformats.org/officeDocument/2006/math" xmlns:v="urn:schemas-microsoft-com:vml" xmlns:wp14="http://schemas.microsoft.com/office/word/2010/wordprocessingDrawing" xmlns:wp="http://schemas.openxmlformats.org/drawingml/2006/wordprocessingDrawing" xmlns:w10="urn:schemas-microsoft-com:office:word" xmlns:w="http://schemas.openxmlformats.org/wordprocessingml/2006/main" xmlns:w14="http://schemas.microsoft.com/office/word/2010/wordml" xmlns:w15="http://schemas.microsoft.com/office/word/2012/wordml" xmlns:w16se="http://schemas.microsoft.com/office/word/2015/wordml/symex" xmlns:wpg="http://schemas.microsoft.com/office/word/2010/wordprocessingGroup" xmlns:wpi="http://schemas.microsoft.com/office/word/2010/wordprocessingInk" xmlns:wne="http://schemas.microsoft.com/office/word/2006/wordml" xmlns:wps="http://schemas.microsoft.com/office/word/2010/wordprocessingShape" mc:Ignorable="w14 w15 w16se wp14">
   <w:footnote w:type="separator" w:id="-1">
     <w:p>
       <w:pPr>
@@ -2209,7 +3183,7 @@
 </file>
 
 <file path=word/styles.xml><?xml version="1.0" encoding="utf-8"?>
-<w:styles xmlns:mc="http://schemas.openxmlformats.org/markup-compatibility/2006" xmlns:r="http://schemas.openxmlformats.org/officeDocument/2006/relationships" xmlns:w="http://schemas.openxmlformats.org/wordprocessingml/2006/main" xmlns:w14="http://schemas.microsoft.com/office/word/2010/wordml" xmlns:w15="http://schemas.microsoft.com/office/word/2012/wordml" xmlns:w16cex="http://schemas.microsoft.com/office/word/2018/wordml/cex" xmlns:w16cid="http://schemas.microsoft.com/office/word/2016/wordml/cid" xmlns:w16="http://schemas.microsoft.com/office/word/2018/wordml" xmlns:w16du="http://schemas.microsoft.com/office/word/2023/wordml/word16du" xmlns:w16sdtdh="http://schemas.microsoft.com/office/word/2020/wordml/sdtdatahash" xmlns:w16sdtfl="http://schemas.microsoft.com/office/word/2024/wordml/sdtformatlock" xmlns:w16se="http://schemas.microsoft.com/office/word/2015/wordml/symex" mc:Ignorable="w14 w15 w16se w16cid w16 w16cex w16sdtdh w16sdtfl w16du">
+<w:styles xmlns:mc="http://schemas.openxmlformats.org/markup-compatibility/2006" xmlns:r="http://schemas.openxmlformats.org/officeDocument/2006/relationships" xmlns:w="http://schemas.openxmlformats.org/wordprocessingml/2006/main" xmlns:w14="http://schemas.microsoft.com/office/word/2010/wordml" xmlns:w15="http://schemas.microsoft.com/office/word/2012/wordml" xmlns:w16se="http://schemas.microsoft.com/office/word/2015/wordml/symex" mc:Ignorable="w14 w15 w16se">
   <w:docDefaults>
     <w:rPrDefault>
       <w:rPr>
@@ -2225,7 +3199,7 @@
       </w:pPr>
     </w:pPrDefault>
   </w:docDefaults>
-  <w:latentStyles w:defLockedState="0" w:defUIPriority="99" w:defSemiHidden="0" w:defUnhideWhenUsed="0" w:defQFormat="0" w:count="376">
+  <w:latentStyles w:defLockedState="0" w:defUIPriority="99" w:defSemiHidden="0" w:defUnhideWhenUsed="0" w:defQFormat="0" w:count="371">
     <w:lsdException w:name="Normal" w:uiPriority="0" w:qFormat="1"/>
     <w:lsdException w:name="heading 1" w:uiPriority="9" w:qFormat="1"/>
     <w:lsdException w:name="heading 2" w:semiHidden="1" w:uiPriority="9" w:unhideWhenUsed="1" w:qFormat="1"/>
@@ -2597,11 +3571,6 @@
     <w:lsdException w:name="List Table 5 Dark Accent 6" w:uiPriority="50"/>
     <w:lsdException w:name="List Table 6 Colorful Accent 6" w:uiPriority="51"/>
     <w:lsdException w:name="List Table 7 Colorful Accent 6" w:uiPriority="52"/>
-    <w:lsdException w:name="Mention" w:semiHidden="1" w:unhideWhenUsed="1"/>
-    <w:lsdException w:name="Smart Hyperlink" w:semiHidden="1" w:unhideWhenUsed="1"/>
-    <w:lsdException w:name="Hashtag" w:semiHidden="1" w:unhideWhenUsed="1"/>
-    <w:lsdException w:name="Unresolved Mention" w:semiHidden="1" w:unhideWhenUsed="1"/>
-    <w:lsdException w:name="Smart Link" w:semiHidden="1" w:unhideWhenUsed="1"/>
   </w:latentStyles>
   <w:style w:type="paragraph" w:default="1" w:styleId="a">
     <w:name w:val="Normal"/>
@@ -3034,7 +4003,7 @@
 </file>
 
 <file path=customXml/itemProps1.xml><?xml version="1.0" encoding="utf-8"?>
-<ds:datastoreItem xmlns:ds="http://schemas.openxmlformats.org/officeDocument/2006/customXml" ds:itemID="{D7CEC470-85F1-4EB0-897F-2496B0559CF9}">
+<ds:datastoreItem xmlns:ds="http://schemas.openxmlformats.org/officeDocument/2006/customXml" ds:itemID="{B5E89525-3C7D-4962-B75B-1F678036F195}">
   <ds:schemaRefs>
     <ds:schemaRef ds:uri="http://schemas.openxmlformats.org/officeDocument/2006/bibliography"/>
   </ds:schemaRefs>
